--- a/templates/office/Phase4_사용자인수테스트_UAT_확인서.docx
+++ b/templates/office/Phase4_사용자인수테스트_UAT_확인서.docx
@@ -3,126 +3,410 @@
 <w:document xmlns:wpc="http://schemas.microsoft.com/office/word/2010/wordprocessingCanvas" xmlns:mo="http://schemas.microsoft.com/office/mac/office/2008/main" xmlns:mc="http://schemas.openxmlformats.org/markup-compatibility/2006" xmlns:mv="urn:schemas-microsoft-com:mac:vml" xmlns:o="urn:schemas-microsoft-com:office:office" xmlns:r="http://schemas.openxmlformats.org/officeDocument/2006/relationships" xmlns:m="http://schemas.openxmlformats.org/officeDocument/2006/math" xmlns:v="urn:schemas-microsoft-com:vml" xmlns:wp14="http://schemas.microsoft.com/office/word/2010/wordprocessingDrawing" xmlns:wp="http://schemas.openxmlformats.org/drawingml/2006/wordprocessingDrawing" xmlns:w10="urn:schemas-microsoft-com:office:word" xmlns:w="http://schemas.openxmlformats.org/wordprocessingml/2006/main" xmlns:w14="http://schemas.microsoft.com/office/word/2010/wordml" xmlns:wpg="http://schemas.microsoft.com/office/word/2010/wordprocessingGroup" xmlns:wpi="http://schemas.microsoft.com/office/word/2010/wordprocessingInk" xmlns:wne="http://schemas.microsoft.com/office/word/2006/wordml" xmlns:wps="http://schemas.microsoft.com/office/word/2010/wordprocessingShape" mc:Ignorable="w14 wp14">
   <w:body>
     <w:p>
-      <w:pPr>
-        <w:jc w:val="center"/>
-      </w:pPr>
       <w:r>
         <w:rPr>
-          <w:rFonts w:ascii="Malgun Gothic" w:hAnsi="Malgun Gothic"/>
+          <w:rFonts w:ascii="맑은 고딕" w:hAnsi="맑은 고딕" w:eastAsia="맑은 고딕"/>
           <w:b/>
-          <w:color w:val="1E293B"/>
+          <w:color w:val="2563EB"/>
+          <w:sz w:val="17"/>
+        </w:rPr>
+        <w:t>[엠파시 엔터프라이즈 표준 사업관리 서식] 문서번호: EMP-DOC-P4-05 | 사업명: 한빛글로벌 SyncGuard AI 시스템 구축</w:t>
+      </w:r>
+    </w:p>
+    <w:p>
+      <w:r>
+        <w:rPr>
+          <w:rFonts w:ascii="맑은 고딕" w:hAnsi="맑은 고딕" w:eastAsia="맑은 고딕"/>
+          <w:b/>
+          <w:color w:val="0F172A"/>
           <w:sz w:val="36"/>
         </w:rPr>
         <w:t>사용자 인수 테스트(UAT) 완료 확인서</w:t>
       </w:r>
     </w:p>
     <w:p>
-      <w:pPr>
-        <w:jc w:val="center"/>
-      </w:pPr>
       <w:r>
         <w:rPr>
-          <w:rFonts w:ascii="Malgun Gothic" w:hAnsi="Malgun Gothic"/>
-          <w:color w:val="64748B"/>
+          <w:rFonts w:ascii="맑은 고딕" w:hAnsi="맑은 고딕" w:eastAsia="맑은 고딕"/>
+          <w:b w:val="0"/>
+          <w:color w:val="475569"/>
           <w:sz w:val="21"/>
         </w:rPr>
-        <w:t>고객 현업 테스터 직접 수행 검증 및 상용 오픈(Go-Live) 승인서</w:t>
-      </w:r>
-    </w:p>
-    <w:p/>
-    <w:p>
-      <w:pPr>
-        <w:spacing w:before="160" w:after="80"/>
-      </w:pPr>
-      <w:r>
-        <w:rPr>
-          <w:rFonts w:ascii="Malgun Gothic" w:hAnsi="Malgun Gothic"/>
-          <w:b/>
-          <w:color w:val="2563EB"/>
-          <w:sz w:val="26"/>
-        </w:rPr>
-        <w:t>1. 인수 테스트 수행 결과</w:t>
+        <w:t>한빛글로벌 규제심의팀·마케팅팀 현업 담당자 직접 수행 검증 및 상용 오픈(Go-Live) 최종 승인서</w:t>
       </w:r>
     </w:p>
     <w:tbl>
       <w:tblPr>
+        <w:tblStyle w:val="TableGrid"/>
         <w:tblW w:type="auto" w:w="0"/>
         <w:jc w:val="center"/>
-        <w:tblLayout w:type="autofit"/>
         <w:tblLook w:firstColumn="1" w:firstRow="1" w:lastColumn="0" w:lastRow="0" w:noHBand="0" w:noVBand="1" w:val="04A0"/>
       </w:tblPr>
       <w:tblGrid>
-        <w:gridCol w:w="1872"/>
-        <w:gridCol w:w="1872"/>
-        <w:gridCol w:w="1872"/>
-        <w:gridCol w:w="1872"/>
-        <w:gridCol w:w="1872"/>
+        <w:gridCol w:w="4896"/>
+        <w:gridCol w:w="4896"/>
       </w:tblGrid>
       <w:tr>
         <w:tc>
           <w:tcPr>
-            <w:tcW w:type="dxa" w:w="1872"/>
+            <w:tcW w:type="dxa" w:w="4896"/>
+            <w:shd w:fill="1B365D"/>
             <w:tcMar>
-              <w:top w:w="100" w:type="dxa"/>
-              <w:bottom w:w="100" w:type="dxa"/>
-              <w:left w:w="130" w:type="dxa"/>
-              <w:right w:w="130" w:type="dxa"/>
+              <w:top w:w="110" w:type="dxa"/>
+              <w:bottom w:w="110" w:type="dxa"/>
+              <w:left w:w="140" w:type="dxa"/>
+              <w:right w:w="140" w:type="dxa"/>
             </w:tcMar>
-            <w:shd w:fill="1E293B"/>
           </w:tcPr>
           <w:p>
+            <w:pPr>
+              <w:jc w:val="center"/>
+            </w:pPr>
+            <w:r/>
             <w:r>
               <w:rPr>
-                <w:rFonts w:ascii="Malgun Gothic" w:hAnsi="Malgun Gothic"/>
+                <w:rFonts w:ascii="맑은 고딕" w:hAnsi="맑은 고딕" w:eastAsia="맑은 고딕"/>
                 <w:b/>
                 <w:color w:val="FFFFFF"/>
-                <w:sz w:val="18"/>
+                <w:sz w:val="19"/>
               </w:rPr>
-              <w:t>업무 구분</w:t>
+              <w:t>구분</w:t>
             </w:r>
           </w:p>
         </w:tc>
         <w:tc>
           <w:tcPr>
-            <w:tcW w:type="dxa" w:w="1872"/>
+            <w:tcW w:type="dxa" w:w="4896"/>
+            <w:shd w:fill="1B365D"/>
             <w:tcMar>
-              <w:top w:w="100" w:type="dxa"/>
-              <w:bottom w:w="100" w:type="dxa"/>
-              <w:left w:w="130" w:type="dxa"/>
-              <w:right w:w="130" w:type="dxa"/>
+              <w:top w:w="110" w:type="dxa"/>
+              <w:bottom w:w="110" w:type="dxa"/>
+              <w:left w:w="140" w:type="dxa"/>
+              <w:right w:w="140" w:type="dxa"/>
             </w:tcMar>
-            <w:shd w:fill="1E293B"/>
           </w:tcPr>
           <w:p>
+            <w:pPr>
+              <w:jc w:val="center"/>
+            </w:pPr>
+            <w:r/>
             <w:r>
               <w:rPr>
-                <w:rFonts w:ascii="Malgun Gothic" w:hAnsi="Malgun Gothic"/>
+                <w:rFonts w:ascii="맑은 고딕" w:hAnsi="맑은 고딕" w:eastAsia="맑은 고딕"/>
                 <w:b/>
                 <w:color w:val="FFFFFF"/>
-                <w:sz w:val="18"/>
+                <w:sz w:val="19"/>
               </w:rPr>
-              <w:t>수행 시나리오 수</w:t>
+              <w:t>상세 내용</w:t>
+            </w:r>
+          </w:p>
+        </w:tc>
+      </w:tr>
+      <w:tr>
+        <w:tc>
+          <w:tcPr>
+            <w:tcW w:type="dxa" w:w="4896"/>
+            <w:shd w:fill="EFF6FF"/>
+            <w:tcMar>
+              <w:top w:w="90" w:type="dxa"/>
+              <w:bottom w:w="90" w:type="dxa"/>
+              <w:left w:w="140" w:type="dxa"/>
+              <w:right w:w="140" w:type="dxa"/>
+            </w:tcMar>
+          </w:tcPr>
+          <w:p>
+            <w:r/>
+            <w:r>
+              <w:rPr>
+                <w:rFonts w:ascii="맑은 고딕" w:hAnsi="맑은 고딕" w:eastAsia="맑은 고딕"/>
+                <w:b/>
+                <w:color w:val="1E293B"/>
+                <w:sz w:val="19"/>
+              </w:rPr>
+              <w:t>사업명</w:t>
             </w:r>
           </w:p>
         </w:tc>
         <w:tc>
           <w:tcPr>
-            <w:tcW w:type="dxa" w:w="1872"/>
+            <w:tcW w:type="dxa" w:w="4896"/>
+            <w:shd w:fill="FFFFFF"/>
             <w:tcMar>
-              <w:top w:w="100" w:type="dxa"/>
-              <w:bottom w:w="100" w:type="dxa"/>
-              <w:left w:w="130" w:type="dxa"/>
-              <w:right w:w="130" w:type="dxa"/>
+              <w:top w:w="90" w:type="dxa"/>
+              <w:bottom w:w="90" w:type="dxa"/>
+              <w:left w:w="140" w:type="dxa"/>
+              <w:right w:w="140" w:type="dxa"/>
             </w:tcMar>
-            <w:shd w:fill="1E293B"/>
           </w:tcPr>
           <w:p>
+            <w:r/>
             <w:r>
               <w:rPr>
-                <w:rFonts w:ascii="Malgun Gothic" w:hAnsi="Malgun Gothic"/>
+                <w:rFonts w:ascii="맑은 고딕" w:hAnsi="맑은 고딕" w:eastAsia="맑은 고딕"/>
+                <w:b w:val="0"/>
+                <w:color w:val="1E293B"/>
+                <w:sz w:val="19"/>
+              </w:rPr>
+              <w:t>SyncGuard AI — 엔터프라이즈 AI 콘텐츠·규제 심의 자동화 시스템 구축 사업</w:t>
+            </w:r>
+          </w:p>
+        </w:tc>
+      </w:tr>
+      <w:tr>
+        <w:tc>
+          <w:tcPr>
+            <w:tcW w:type="dxa" w:w="4896"/>
+            <w:shd w:fill="EFF6FF"/>
+            <w:tcMar>
+              <w:top w:w="90" w:type="dxa"/>
+              <w:bottom w:w="90" w:type="dxa"/>
+              <w:left w:w="140" w:type="dxa"/>
+              <w:right w:w="140" w:type="dxa"/>
+            </w:tcMar>
+          </w:tcPr>
+          <w:p>
+            <w:r/>
+            <w:r>
+              <w:rPr>
+                <w:rFonts w:ascii="맑은 고딕" w:hAnsi="맑은 고딕" w:eastAsia="맑은 고딕"/>
+                <w:b/>
+                <w:color w:val="1E293B"/>
+                <w:sz w:val="19"/>
+              </w:rPr>
+              <w:t>UAT 수행 기간</w:t>
+            </w:r>
+          </w:p>
+        </w:tc>
+        <w:tc>
+          <w:tcPr>
+            <w:tcW w:type="dxa" w:w="4896"/>
+            <w:shd w:fill="F8FAFC"/>
+            <w:tcMar>
+              <w:top w:w="90" w:type="dxa"/>
+              <w:bottom w:w="90" w:type="dxa"/>
+              <w:left w:w="140" w:type="dxa"/>
+              <w:right w:w="140" w:type="dxa"/>
+            </w:tcMar>
+          </w:tcPr>
+          <w:p>
+            <w:r/>
+            <w:r>
+              <w:rPr>
+                <w:rFonts w:ascii="맑은 고딕" w:hAnsi="맑은 고딕" w:eastAsia="맑은 고딕"/>
+                <w:b w:val="0"/>
+                <w:color w:val="1E293B"/>
+                <w:sz w:val="19"/>
+              </w:rPr>
+              <w:t>2026년 10월 05일 ~ 2026년 10월 14일 (검증계 STG 및 상용 예비 환경)</w:t>
+            </w:r>
+          </w:p>
+        </w:tc>
+      </w:tr>
+      <w:tr>
+        <w:tc>
+          <w:tcPr>
+            <w:tcW w:type="dxa" w:w="4896"/>
+            <w:shd w:fill="EFF6FF"/>
+            <w:tcMar>
+              <w:top w:w="90" w:type="dxa"/>
+              <w:bottom w:w="90" w:type="dxa"/>
+              <w:left w:w="140" w:type="dxa"/>
+              <w:right w:w="140" w:type="dxa"/>
+            </w:tcMar>
+          </w:tcPr>
+          <w:p>
+            <w:r/>
+            <w:r>
+              <w:rPr>
+                <w:rFonts w:ascii="맑은 고딕" w:hAnsi="맑은 고딕" w:eastAsia="맑은 고딕"/>
+                <w:b/>
+                <w:color w:val="1E293B"/>
+                <w:sz w:val="19"/>
+              </w:rPr>
+              <w:t>참여 현업 부서</w:t>
+            </w:r>
+          </w:p>
+        </w:tc>
+        <w:tc>
+          <w:tcPr>
+            <w:tcW w:type="dxa" w:w="4896"/>
+            <w:shd w:fill="FFFFFF"/>
+            <w:tcMar>
+              <w:top w:w="90" w:type="dxa"/>
+              <w:bottom w:w="90" w:type="dxa"/>
+              <w:left w:w="140" w:type="dxa"/>
+              <w:right w:w="140" w:type="dxa"/>
+            </w:tcMar>
+          </w:tcPr>
+          <w:p>
+            <w:r/>
+            <w:r>
+              <w:rPr>
+                <w:rFonts w:ascii="맑은 고딕" w:hAnsi="맑은 고딕" w:eastAsia="맑은 고딕"/>
+                <w:b w:val="0"/>
+                <w:color w:val="1E293B"/>
+                <w:sz w:val="19"/>
+              </w:rPr>
+              <w:t>한빛글로벌 규제심의팀(6명), 럭셔리마케팅팀(4명), 더마화장품팀(4명), IT정보화팀(2명)</w:t>
+            </w:r>
+          </w:p>
+        </w:tc>
+      </w:tr>
+      <w:tr>
+        <w:tc>
+          <w:tcPr>
+            <w:tcW w:type="dxa" w:w="4896"/>
+            <w:shd w:fill="EFF6FF"/>
+            <w:tcMar>
+              <w:top w:w="90" w:type="dxa"/>
+              <w:bottom w:w="90" w:type="dxa"/>
+              <w:left w:w="140" w:type="dxa"/>
+              <w:right w:w="140" w:type="dxa"/>
+            </w:tcMar>
+          </w:tcPr>
+          <w:p>
+            <w:r/>
+            <w:r>
+              <w:rPr>
+                <w:rFonts w:ascii="맑은 고딕" w:hAnsi="맑은 고딕" w:eastAsia="맑은 고딕"/>
+                <w:b/>
+                <w:color w:val="1E293B"/>
+                <w:sz w:val="19"/>
+              </w:rPr>
+              <w:t>최종 종합 판정</w:t>
+            </w:r>
+          </w:p>
+        </w:tc>
+        <w:tc>
+          <w:tcPr>
+            <w:tcW w:type="dxa" w:w="4896"/>
+            <w:shd w:fill="F8FAFC"/>
+            <w:tcMar>
+              <w:top w:w="90" w:type="dxa"/>
+              <w:bottom w:w="90" w:type="dxa"/>
+              <w:left w:w="140" w:type="dxa"/>
+              <w:right w:w="140" w:type="dxa"/>
+            </w:tcMar>
+          </w:tcPr>
+          <w:p>
+            <w:r/>
+            <w:r>
+              <w:rPr>
+                <w:rFonts w:ascii="맑은 고딕" w:hAnsi="맑은 고딕" w:eastAsia="맑은 고딕"/>
+                <w:b w:val="0"/>
+                <w:color w:val="1E293B"/>
+                <w:sz w:val="19"/>
+              </w:rPr>
+              <w:t>인수 적격 (Acceptance Passed — 시나리오 42건 전수 통과, 상용 오픈 승인)</w:t>
+            </w:r>
+          </w:p>
+        </w:tc>
+      </w:tr>
+    </w:tbl>
+    <w:p/>
+    <w:p>
+      <w:r>
+        <w:rPr>
+          <w:rFonts w:ascii="맑은 고딕" w:hAnsi="맑은 고딕" w:eastAsia="맑은 고딕"/>
+          <w:b/>
+          <w:color w:val="1B365D"/>
+          <w:sz w:val="25"/>
+        </w:rPr>
+        <w:t>1. 도메인별 사용자 인수 테스트(UAT) 수행 결과 요약</w:t>
+      </w:r>
+    </w:p>
+    <w:tbl>
+      <w:tblPr>
+        <w:tblStyle w:val="TableGrid"/>
+        <w:tblW w:type="auto" w:w="0"/>
+        <w:jc w:val="center"/>
+        <w:tblLook w:firstColumn="1" w:firstRow="1" w:lastColumn="0" w:lastRow="0" w:noHBand="0" w:noVBand="1" w:val="04A0"/>
+      </w:tblPr>
+      <w:tblGrid>
+        <w:gridCol w:w="1632"/>
+        <w:gridCol w:w="1632"/>
+        <w:gridCol w:w="1632"/>
+        <w:gridCol w:w="1632"/>
+        <w:gridCol w:w="1632"/>
+        <w:gridCol w:w="1632"/>
+      </w:tblGrid>
+      <w:tr>
+        <w:tc>
+          <w:tcPr>
+            <w:tcW w:type="dxa" w:w="1632"/>
+            <w:shd w:fill="1B365D"/>
+            <w:tcMar>
+              <w:top w:w="110" w:type="dxa"/>
+              <w:bottom w:w="110" w:type="dxa"/>
+              <w:left w:w="140" w:type="dxa"/>
+              <w:right w:w="140" w:type="dxa"/>
+            </w:tcMar>
+          </w:tcPr>
+          <w:p>
+            <w:pPr>
+              <w:jc w:val="center"/>
+            </w:pPr>
+            <w:r/>
+            <w:r>
+              <w:rPr>
+                <w:rFonts w:ascii="맑은 고딕" w:hAnsi="맑은 고딕" w:eastAsia="맑은 고딕"/>
                 <w:b/>
                 <w:color w:val="FFFFFF"/>
-                <w:sz w:val="18"/>
+                <w:sz w:val="19"/>
+              </w:rPr>
+              <w:t>업무 도메인 구분</w:t>
+            </w:r>
+          </w:p>
+        </w:tc>
+        <w:tc>
+          <w:tcPr>
+            <w:tcW w:type="dxa" w:w="1632"/>
+            <w:shd w:fill="1B365D"/>
+            <w:tcMar>
+              <w:top w:w="110" w:type="dxa"/>
+              <w:bottom w:w="110" w:type="dxa"/>
+              <w:left w:w="140" w:type="dxa"/>
+              <w:right w:w="140" w:type="dxa"/>
+            </w:tcMar>
+          </w:tcPr>
+          <w:p>
+            <w:pPr>
+              <w:jc w:val="center"/>
+            </w:pPr>
+            <w:r/>
+            <w:r>
+              <w:rPr>
+                <w:rFonts w:ascii="맑은 고딕" w:hAnsi="맑은 고딕" w:eastAsia="맑은 고딕"/>
+                <w:b/>
+                <w:color w:val="FFFFFF"/>
+                <w:sz w:val="19"/>
+              </w:rPr>
+              <w:t>시나리오 수</w:t>
+            </w:r>
+          </w:p>
+        </w:tc>
+        <w:tc>
+          <w:tcPr>
+            <w:tcW w:type="dxa" w:w="1632"/>
+            <w:shd w:fill="1B365D"/>
+            <w:tcMar>
+              <w:top w:w="110" w:type="dxa"/>
+              <w:bottom w:w="110" w:type="dxa"/>
+              <w:left w:w="140" w:type="dxa"/>
+              <w:right w:w="140" w:type="dxa"/>
+            </w:tcMar>
+          </w:tcPr>
+          <w:p>
+            <w:pPr>
+              <w:jc w:val="center"/>
+            </w:pPr>
+            <w:r/>
+            <w:r>
+              <w:rPr>
+                <w:rFonts w:ascii="맑은 고딕" w:hAnsi="맑은 고딕" w:eastAsia="맑은 고딕"/>
+                <w:b/>
+                <w:color w:val="FFFFFF"/>
+                <w:sz w:val="19"/>
               </w:rPr>
               <w:t>성공 (Pass)</w:t>
             </w:r>
@@ -130,22 +414,26 @@
         </w:tc>
         <w:tc>
           <w:tcPr>
-            <w:tcW w:type="dxa" w:w="1872"/>
+            <w:tcW w:type="dxa" w:w="1632"/>
+            <w:shd w:fill="1B365D"/>
             <w:tcMar>
-              <w:top w:w="100" w:type="dxa"/>
-              <w:bottom w:w="100" w:type="dxa"/>
-              <w:left w:w="130" w:type="dxa"/>
-              <w:right w:w="130" w:type="dxa"/>
+              <w:top w:w="110" w:type="dxa"/>
+              <w:bottom w:w="110" w:type="dxa"/>
+              <w:left w:w="140" w:type="dxa"/>
+              <w:right w:w="140" w:type="dxa"/>
             </w:tcMar>
-            <w:shd w:fill="1E293B"/>
           </w:tcPr>
           <w:p>
+            <w:pPr>
+              <w:jc w:val="center"/>
+            </w:pPr>
+            <w:r/>
             <w:r>
               <w:rPr>
-                <w:rFonts w:ascii="Malgun Gothic" w:hAnsi="Malgun Gothic"/>
+                <w:rFonts w:ascii="맑은 고딕" w:hAnsi="맑은 고딕" w:eastAsia="맑은 고딕"/>
                 <w:b/>
                 <w:color w:val="FFFFFF"/>
-                <w:sz w:val="18"/>
+                <w:sz w:val="19"/>
               </w:rPr>
               <w:t>실패 (Fail)</w:t>
             </w:r>
@@ -153,24 +441,55 @@
         </w:tc>
         <w:tc>
           <w:tcPr>
-            <w:tcW w:type="dxa" w:w="1872"/>
+            <w:tcW w:type="dxa" w:w="1632"/>
+            <w:shd w:fill="1B365D"/>
             <w:tcMar>
-              <w:top w:w="100" w:type="dxa"/>
-              <w:bottom w:w="100" w:type="dxa"/>
-              <w:left w:w="130" w:type="dxa"/>
-              <w:right w:w="130" w:type="dxa"/>
+              <w:top w:w="110" w:type="dxa"/>
+              <w:bottom w:w="110" w:type="dxa"/>
+              <w:left w:w="140" w:type="dxa"/>
+              <w:right w:w="140" w:type="dxa"/>
             </w:tcMar>
-            <w:shd w:fill="1E293B"/>
           </w:tcPr>
           <w:p>
+            <w:pPr>
+              <w:jc w:val="center"/>
+            </w:pPr>
+            <w:r/>
             <w:r>
               <w:rPr>
-                <w:rFonts w:ascii="Malgun Gothic" w:hAnsi="Malgun Gothic"/>
+                <w:rFonts w:ascii="맑은 고딕" w:hAnsi="맑은 고딕" w:eastAsia="맑은 고딕"/>
                 <w:b/>
                 <w:color w:val="FFFFFF"/>
-                <w:sz w:val="18"/>
+                <w:sz w:val="19"/>
               </w:rPr>
-              <w:t>통과율 (%)</w:t>
+              <w:t>통과율</w:t>
+            </w:r>
+          </w:p>
+        </w:tc>
+        <w:tc>
+          <w:tcPr>
+            <w:tcW w:type="dxa" w:w="1632"/>
+            <w:shd w:fill="1B365D"/>
+            <w:tcMar>
+              <w:top w:w="110" w:type="dxa"/>
+              <w:bottom w:w="110" w:type="dxa"/>
+              <w:left w:w="140" w:type="dxa"/>
+              <w:right w:w="140" w:type="dxa"/>
+            </w:tcMar>
+          </w:tcPr>
+          <w:p>
+            <w:pPr>
+              <w:jc w:val="center"/>
+            </w:pPr>
+            <w:r/>
+            <w:r>
+              <w:rPr>
+                <w:rFonts w:ascii="맑은 고딕" w:hAnsi="맑은 고딕" w:eastAsia="맑은 고딕"/>
+                <w:b/>
+                <w:color w:val="FFFFFF"/>
+                <w:sz w:val="19"/>
+              </w:rPr>
+              <w:t>핵심 검증 내용</w:t>
             </w:r>
           </w:p>
         </w:tc>
@@ -178,87 +497,95 @@
       <w:tr>
         <w:tc>
           <w:tcPr>
-            <w:tcW w:type="dxa" w:w="1872"/>
+            <w:tcW w:type="dxa" w:w="1632"/>
+            <w:shd w:fill="FFFFFF"/>
             <w:tcMar>
-              <w:top w:w="100" w:type="dxa"/>
-              <w:bottom w:w="100" w:type="dxa"/>
-              <w:left w:w="130" w:type="dxa"/>
-              <w:right w:w="130" w:type="dxa"/>
+              <w:top w:w="90" w:type="dxa"/>
+              <w:bottom w:w="90" w:type="dxa"/>
+              <w:left w:w="140" w:type="dxa"/>
+              <w:right w:w="140" w:type="dxa"/>
             </w:tcMar>
-            <w:shd w:fill="F8FAFC"/>
           </w:tcPr>
           <w:p>
+            <w:r/>
             <w:r>
               <w:rPr>
-                <w:rFonts w:ascii="Malgun Gothic" w:hAnsi="Malgun Gothic"/>
-                <w:color w:val="334155"/>
-                <w:sz w:val="18"/>
+                <w:rFonts w:ascii="맑은 고딕" w:hAnsi="맑은 고딕" w:eastAsia="맑은 고딕"/>
+                <w:b w:val="0"/>
+                <w:color w:val="1E293B"/>
+                <w:sz w:val="19"/>
               </w:rPr>
-              <w:t>회원 및 권한</w:t>
+              <w:t>통합인증 및 권한 (SSO)</w:t>
             </w:r>
           </w:p>
         </w:tc>
         <w:tc>
           <w:tcPr>
-            <w:tcW w:type="dxa" w:w="1872"/>
+            <w:tcW w:type="dxa" w:w="1632"/>
+            <w:shd w:fill="FFFFFF"/>
             <w:tcMar>
-              <w:top w:w="100" w:type="dxa"/>
-              <w:bottom w:w="100" w:type="dxa"/>
-              <w:left w:w="130" w:type="dxa"/>
-              <w:right w:w="130" w:type="dxa"/>
+              <w:top w:w="90" w:type="dxa"/>
+              <w:bottom w:w="90" w:type="dxa"/>
+              <w:left w:w="140" w:type="dxa"/>
+              <w:right w:w="140" w:type="dxa"/>
             </w:tcMar>
-            <w:shd w:fill="F8FAFC"/>
           </w:tcPr>
           <w:p>
+            <w:r/>
             <w:r>
               <w:rPr>
-                <w:rFonts w:ascii="Malgun Gothic" w:hAnsi="Malgun Gothic"/>
-                <w:color w:val="334155"/>
-                <w:sz w:val="18"/>
+                <w:rFonts w:ascii="맑은 고딕" w:hAnsi="맑은 고딕" w:eastAsia="맑은 고딕"/>
+                <w:b w:val="0"/>
+                <w:color w:val="1E293B"/>
+                <w:sz w:val="19"/>
               </w:rPr>
-              <w:t>15</w:t>
+              <w:t>5</w:t>
             </w:r>
           </w:p>
         </w:tc>
         <w:tc>
           <w:tcPr>
-            <w:tcW w:type="dxa" w:w="1872"/>
+            <w:tcW w:type="dxa" w:w="1632"/>
+            <w:shd w:fill="FFFFFF"/>
             <w:tcMar>
-              <w:top w:w="100" w:type="dxa"/>
-              <w:bottom w:w="100" w:type="dxa"/>
-              <w:left w:w="130" w:type="dxa"/>
-              <w:right w:w="130" w:type="dxa"/>
+              <w:top w:w="90" w:type="dxa"/>
+              <w:bottom w:w="90" w:type="dxa"/>
+              <w:left w:w="140" w:type="dxa"/>
+              <w:right w:w="140" w:type="dxa"/>
             </w:tcMar>
-            <w:shd w:fill="F8FAFC"/>
           </w:tcPr>
           <w:p>
+            <w:r/>
             <w:r>
               <w:rPr>
-                <w:rFonts w:ascii="Malgun Gothic" w:hAnsi="Malgun Gothic"/>
-                <w:color w:val="334155"/>
-                <w:sz w:val="18"/>
+                <w:rFonts w:ascii="맑은 고딕" w:hAnsi="맑은 고딕" w:eastAsia="맑은 고딕"/>
+                <w:b w:val="0"/>
+                <w:color w:val="1E293B"/>
+                <w:sz w:val="19"/>
               </w:rPr>
-              <w:t>15</w:t>
+              <w:t>5</w:t>
             </w:r>
           </w:p>
         </w:tc>
         <w:tc>
           <w:tcPr>
-            <w:tcW w:type="dxa" w:w="1872"/>
+            <w:tcW w:type="dxa" w:w="1632"/>
+            <w:shd w:fill="FFFFFF"/>
             <w:tcMar>
-              <w:top w:w="100" w:type="dxa"/>
-              <w:bottom w:w="100" w:type="dxa"/>
-              <w:left w:w="130" w:type="dxa"/>
-              <w:right w:w="130" w:type="dxa"/>
+              <w:top w:w="90" w:type="dxa"/>
+              <w:bottom w:w="90" w:type="dxa"/>
+              <w:left w:w="140" w:type="dxa"/>
+              <w:right w:w="140" w:type="dxa"/>
             </w:tcMar>
-            <w:shd w:fill="F8FAFC"/>
           </w:tcPr>
           <w:p>
+            <w:r/>
             <w:r>
               <w:rPr>
-                <w:rFonts w:ascii="Malgun Gothic" w:hAnsi="Malgun Gothic"/>
-                <w:color w:val="334155"/>
-                <w:sz w:val="18"/>
+                <w:rFonts w:ascii="맑은 고딕" w:hAnsi="맑은 고딕" w:eastAsia="맑은 고딕"/>
+                <w:b w:val="0"/>
+                <w:color w:val="1E293B"/>
+                <w:sz w:val="19"/>
               </w:rPr>
               <w:t>0</w:t>
             </w:r>
@@ -266,23 +593,49 @@
         </w:tc>
         <w:tc>
           <w:tcPr>
-            <w:tcW w:type="dxa" w:w="1872"/>
+            <w:tcW w:type="dxa" w:w="1632"/>
+            <w:shd w:fill="FFFFFF"/>
             <w:tcMar>
-              <w:top w:w="100" w:type="dxa"/>
-              <w:bottom w:w="100" w:type="dxa"/>
-              <w:left w:w="130" w:type="dxa"/>
-              <w:right w:w="130" w:type="dxa"/>
+              <w:top w:w="90" w:type="dxa"/>
+              <w:bottom w:w="90" w:type="dxa"/>
+              <w:left w:w="140" w:type="dxa"/>
+              <w:right w:w="140" w:type="dxa"/>
             </w:tcMar>
-            <w:shd w:fill="F8FAFC"/>
           </w:tcPr>
           <w:p>
+            <w:r/>
             <w:r>
               <w:rPr>
-                <w:rFonts w:ascii="Malgun Gothic" w:hAnsi="Malgun Gothic"/>
-                <w:color w:val="334155"/>
-                <w:sz w:val="18"/>
+                <w:rFonts w:ascii="맑은 고딕" w:hAnsi="맑은 고딕" w:eastAsia="맑은 고딕"/>
+                <w:b w:val="0"/>
+                <w:color w:val="1E293B"/>
+                <w:sz w:val="19"/>
               </w:rPr>
-              <w:t>100.0 %</w:t>
+              <w:t>100.0%</w:t>
+            </w:r>
+          </w:p>
+        </w:tc>
+        <w:tc>
+          <w:tcPr>
+            <w:tcW w:type="dxa" w:w="1632"/>
+            <w:shd w:fill="FFFFFF"/>
+            <w:tcMar>
+              <w:top w:w="90" w:type="dxa"/>
+              <w:bottom w:w="90" w:type="dxa"/>
+              <w:left w:w="140" w:type="dxa"/>
+              <w:right w:w="140" w:type="dxa"/>
+            </w:tcMar>
+          </w:tcPr>
+          <w:p>
+            <w:r/>
+            <w:r>
+              <w:rPr>
+                <w:rFonts w:ascii="맑은 고딕" w:hAnsi="맑은 고딕" w:eastAsia="맑은 고딕"/>
+                <w:b w:val="0"/>
+                <w:color w:val="1E293B"/>
+                <w:sz w:val="19"/>
+              </w:rPr>
+              <w:t>HB-SSO 연동 로그인, 브랜드별·역할별(요청자/심의관/관리자) 메뉴 접근 통제</w:t>
             </w:r>
           </w:p>
         </w:tc>
@@ -290,87 +643,95 @@
       <w:tr>
         <w:tc>
           <w:tcPr>
-            <w:tcW w:type="dxa" w:w="1872"/>
+            <w:tcW w:type="dxa" w:w="1632"/>
+            <w:shd w:fill="F8FAFC"/>
             <w:tcMar>
-              <w:top w:w="100" w:type="dxa"/>
-              <w:bottom w:w="100" w:type="dxa"/>
-              <w:left w:w="130" w:type="dxa"/>
-              <w:right w:w="130" w:type="dxa"/>
+              <w:top w:w="90" w:type="dxa"/>
+              <w:bottom w:w="90" w:type="dxa"/>
+              <w:left w:w="140" w:type="dxa"/>
+              <w:right w:w="140" w:type="dxa"/>
             </w:tcMar>
-            <w:shd w:fill="FFFFFF"/>
           </w:tcPr>
           <w:p>
+            <w:r/>
             <w:r>
               <w:rPr>
-                <w:rFonts w:ascii="Malgun Gothic" w:hAnsi="Malgun Gothic"/>
-                <w:color w:val="334155"/>
-                <w:sz w:val="18"/>
+                <w:rFonts w:ascii="맑은 고딕" w:hAnsi="맑은 고딕" w:eastAsia="맑은 고딕"/>
+                <w:b w:val="0"/>
+                <w:color w:val="1E293B"/>
+                <w:sz w:val="19"/>
               </w:rPr>
-              <w:t>주문 및 결제</w:t>
+              <w:t>멀티모달 문서·이미지 접수</w:t>
             </w:r>
           </w:p>
         </w:tc>
         <w:tc>
           <w:tcPr>
-            <w:tcW w:type="dxa" w:w="1872"/>
+            <w:tcW w:type="dxa" w:w="1632"/>
+            <w:shd w:fill="F8FAFC"/>
             <w:tcMar>
-              <w:top w:w="100" w:type="dxa"/>
-              <w:bottom w:w="100" w:type="dxa"/>
-              <w:left w:w="130" w:type="dxa"/>
-              <w:right w:w="130" w:type="dxa"/>
+              <w:top w:w="90" w:type="dxa"/>
+              <w:bottom w:w="90" w:type="dxa"/>
+              <w:left w:w="140" w:type="dxa"/>
+              <w:right w:w="140" w:type="dxa"/>
             </w:tcMar>
-            <w:shd w:fill="FFFFFF"/>
           </w:tcPr>
           <w:p>
+            <w:r/>
             <w:r>
               <w:rPr>
-                <w:rFonts w:ascii="Malgun Gothic" w:hAnsi="Malgun Gothic"/>
-                <w:color w:val="334155"/>
-                <w:sz w:val="18"/>
+                <w:rFonts w:ascii="맑은 고딕" w:hAnsi="맑은 고딕" w:eastAsia="맑은 고딕"/>
+                <w:b w:val="0"/>
+                <w:color w:val="1E293B"/>
+                <w:sz w:val="19"/>
               </w:rPr>
-              <w:t>30</w:t>
+              <w:t>8</w:t>
             </w:r>
           </w:p>
         </w:tc>
         <w:tc>
           <w:tcPr>
-            <w:tcW w:type="dxa" w:w="1872"/>
+            <w:tcW w:type="dxa" w:w="1632"/>
+            <w:shd w:fill="F8FAFC"/>
             <w:tcMar>
-              <w:top w:w="100" w:type="dxa"/>
-              <w:bottom w:w="100" w:type="dxa"/>
-              <w:left w:w="130" w:type="dxa"/>
-              <w:right w:w="130" w:type="dxa"/>
+              <w:top w:w="90" w:type="dxa"/>
+              <w:bottom w:w="90" w:type="dxa"/>
+              <w:left w:w="140" w:type="dxa"/>
+              <w:right w:w="140" w:type="dxa"/>
             </w:tcMar>
-            <w:shd w:fill="FFFFFF"/>
           </w:tcPr>
           <w:p>
+            <w:r/>
             <w:r>
               <w:rPr>
-                <w:rFonts w:ascii="Malgun Gothic" w:hAnsi="Malgun Gothic"/>
-                <w:color w:val="334155"/>
-                <w:sz w:val="18"/>
+                <w:rFonts w:ascii="맑은 고딕" w:hAnsi="맑은 고딕" w:eastAsia="맑은 고딕"/>
+                <w:b w:val="0"/>
+                <w:color w:val="1E293B"/>
+                <w:sz w:val="19"/>
               </w:rPr>
-              <w:t>30</w:t>
+              <w:t>8</w:t>
             </w:r>
           </w:p>
         </w:tc>
         <w:tc>
           <w:tcPr>
-            <w:tcW w:type="dxa" w:w="1872"/>
+            <w:tcW w:type="dxa" w:w="1632"/>
+            <w:shd w:fill="F8FAFC"/>
             <w:tcMar>
-              <w:top w:w="100" w:type="dxa"/>
-              <w:bottom w:w="100" w:type="dxa"/>
-              <w:left w:w="130" w:type="dxa"/>
-              <w:right w:w="130" w:type="dxa"/>
+              <w:top w:w="90" w:type="dxa"/>
+              <w:bottom w:w="90" w:type="dxa"/>
+              <w:left w:w="140" w:type="dxa"/>
+              <w:right w:w="140" w:type="dxa"/>
             </w:tcMar>
-            <w:shd w:fill="FFFFFF"/>
           </w:tcPr>
           <w:p>
+            <w:r/>
             <w:r>
               <w:rPr>
-                <w:rFonts w:ascii="Malgun Gothic" w:hAnsi="Malgun Gothic"/>
-                <w:color w:val="334155"/>
-                <w:sz w:val="18"/>
+                <w:rFonts w:ascii="맑은 고딕" w:hAnsi="맑은 고딕" w:eastAsia="맑은 고딕"/>
+                <w:b w:val="0"/>
+                <w:color w:val="1E293B"/>
+                <w:sz w:val="19"/>
               </w:rPr>
               <w:t>0</w:t>
             </w:r>
@@ -378,23 +739,49 @@
         </w:tc>
         <w:tc>
           <w:tcPr>
-            <w:tcW w:type="dxa" w:w="1872"/>
+            <w:tcW w:type="dxa" w:w="1632"/>
+            <w:shd w:fill="F8FAFC"/>
             <w:tcMar>
-              <w:top w:w="100" w:type="dxa"/>
-              <w:bottom w:w="100" w:type="dxa"/>
-              <w:left w:w="130" w:type="dxa"/>
-              <w:right w:w="130" w:type="dxa"/>
+              <w:top w:w="90" w:type="dxa"/>
+              <w:bottom w:w="90" w:type="dxa"/>
+              <w:left w:w="140" w:type="dxa"/>
+              <w:right w:w="140" w:type="dxa"/>
             </w:tcMar>
-            <w:shd w:fill="FFFFFF"/>
           </w:tcPr>
           <w:p>
+            <w:r/>
             <w:r>
               <w:rPr>
-                <w:rFonts w:ascii="Malgun Gothic" w:hAnsi="Malgun Gothic"/>
-                <w:color w:val="334155"/>
-                <w:sz w:val="18"/>
+                <w:rFonts w:ascii="맑은 고딕" w:hAnsi="맑은 고딕" w:eastAsia="맑은 고딕"/>
+                <w:b w:val="0"/>
+                <w:color w:val="1E293B"/>
+                <w:sz w:val="19"/>
               </w:rPr>
-              <w:t>100.0 %</w:t>
+              <w:t>100.0%</w:t>
+            </w:r>
+          </w:p>
+        </w:tc>
+        <w:tc>
+          <w:tcPr>
+            <w:tcW w:type="dxa" w:w="1632"/>
+            <w:shd w:fill="F8FAFC"/>
+            <w:tcMar>
+              <w:top w:w="90" w:type="dxa"/>
+              <w:bottom w:w="90" w:type="dxa"/>
+              <w:left w:w="140" w:type="dxa"/>
+              <w:right w:w="140" w:type="dxa"/>
+            </w:tcMar>
+          </w:tcPr>
+          <w:p>
+            <w:r/>
+            <w:r>
+              <w:rPr>
+                <w:rFonts w:ascii="맑은 고딕" w:hAnsi="맑은 고딕" w:eastAsia="맑은 고딕"/>
+                <w:b w:val="0"/>
+                <w:color w:val="1E293B"/>
+                <w:sz w:val="19"/>
+              </w:rPr>
+              <w:t>PDF 브로슈어, 상세페이지 이미지, 제품 단상자 도안 OCR 추출 및 바운딩박스 매핑</w:t>
             </w:r>
           </w:p>
         </w:tc>
@@ -402,87 +789,95 @@
       <w:tr>
         <w:tc>
           <w:tcPr>
-            <w:tcW w:type="dxa" w:w="1872"/>
+            <w:tcW w:type="dxa" w:w="1632"/>
+            <w:shd w:fill="FFFFFF"/>
             <w:tcMar>
-              <w:top w:w="100" w:type="dxa"/>
-              <w:bottom w:w="100" w:type="dxa"/>
-              <w:left w:w="130" w:type="dxa"/>
-              <w:right w:w="130" w:type="dxa"/>
+              <w:top w:w="90" w:type="dxa"/>
+              <w:bottom w:w="90" w:type="dxa"/>
+              <w:left w:w="140" w:type="dxa"/>
+              <w:right w:w="140" w:type="dxa"/>
             </w:tcMar>
-            <w:shd w:fill="F8FAFC"/>
           </w:tcPr>
           <w:p>
+            <w:r/>
             <w:r>
               <w:rPr>
-                <w:rFonts w:ascii="Malgun Gothic" w:hAnsi="Malgun Gothic"/>
-                <w:color w:val="334155"/>
-                <w:sz w:val="18"/>
+                <w:rFonts w:ascii="맑은 고딕" w:hAnsi="맑은 고딕" w:eastAsia="맑은 고딕"/>
+                <w:b w:val="0"/>
+                <w:color w:val="1E293B"/>
+                <w:sz w:val="19"/>
               </w:rPr>
-              <w:t>상품 및 카탈로그</w:t>
+              <w:t>3단계 AI 규제 심의 엔진</w:t>
             </w:r>
           </w:p>
         </w:tc>
         <w:tc>
           <w:tcPr>
-            <w:tcW w:type="dxa" w:w="1872"/>
+            <w:tcW w:type="dxa" w:w="1632"/>
+            <w:shd w:fill="FFFFFF"/>
             <w:tcMar>
-              <w:top w:w="100" w:type="dxa"/>
-              <w:bottom w:w="100" w:type="dxa"/>
-              <w:left w:w="130" w:type="dxa"/>
-              <w:right w:w="130" w:type="dxa"/>
+              <w:top w:w="90" w:type="dxa"/>
+              <w:bottom w:w="90" w:type="dxa"/>
+              <w:left w:w="140" w:type="dxa"/>
+              <w:right w:w="140" w:type="dxa"/>
             </w:tcMar>
-            <w:shd w:fill="F8FAFC"/>
           </w:tcPr>
           <w:p>
+            <w:r/>
             <w:r>
               <w:rPr>
-                <w:rFonts w:ascii="Malgun Gothic" w:hAnsi="Malgun Gothic"/>
-                <w:color w:val="334155"/>
-                <w:sz w:val="18"/>
+                <w:rFonts w:ascii="맑은 고딕" w:hAnsi="맑은 고딕" w:eastAsia="맑은 고딕"/>
+                <w:b w:val="0"/>
+                <w:color w:val="1E293B"/>
+                <w:sz w:val="19"/>
               </w:rPr>
-              <w:t>20</w:t>
+              <w:t>12</w:t>
             </w:r>
           </w:p>
         </w:tc>
         <w:tc>
           <w:tcPr>
-            <w:tcW w:type="dxa" w:w="1872"/>
+            <w:tcW w:type="dxa" w:w="1632"/>
+            <w:shd w:fill="FFFFFF"/>
             <w:tcMar>
-              <w:top w:w="100" w:type="dxa"/>
-              <w:bottom w:w="100" w:type="dxa"/>
-              <w:left w:w="130" w:type="dxa"/>
-              <w:right w:w="130" w:type="dxa"/>
+              <w:top w:w="90" w:type="dxa"/>
+              <w:bottom w:w="90" w:type="dxa"/>
+              <w:left w:w="140" w:type="dxa"/>
+              <w:right w:w="140" w:type="dxa"/>
             </w:tcMar>
-            <w:shd w:fill="F8FAFC"/>
           </w:tcPr>
           <w:p>
+            <w:r/>
             <w:r>
               <w:rPr>
-                <w:rFonts w:ascii="Malgun Gothic" w:hAnsi="Malgun Gothic"/>
-                <w:color w:val="334155"/>
-                <w:sz w:val="18"/>
+                <w:rFonts w:ascii="맑은 고딕" w:hAnsi="맑은 고딕" w:eastAsia="맑은 고딕"/>
+                <w:b w:val="0"/>
+                <w:color w:val="1E293B"/>
+                <w:sz w:val="19"/>
               </w:rPr>
-              <w:t>20</w:t>
+              <w:t>12</w:t>
             </w:r>
           </w:p>
         </w:tc>
         <w:tc>
           <w:tcPr>
-            <w:tcW w:type="dxa" w:w="1872"/>
+            <w:tcW w:type="dxa" w:w="1632"/>
+            <w:shd w:fill="FFFFFF"/>
             <w:tcMar>
-              <w:top w:w="100" w:type="dxa"/>
-              <w:bottom w:w="100" w:type="dxa"/>
-              <w:left w:w="130" w:type="dxa"/>
-              <w:right w:w="130" w:type="dxa"/>
+              <w:top w:w="90" w:type="dxa"/>
+              <w:bottom w:w="90" w:type="dxa"/>
+              <w:left w:w="140" w:type="dxa"/>
+              <w:right w:w="140" w:type="dxa"/>
             </w:tcMar>
-            <w:shd w:fill="F8FAFC"/>
           </w:tcPr>
           <w:p>
+            <w:r/>
             <w:r>
               <w:rPr>
-                <w:rFonts w:ascii="Malgun Gothic" w:hAnsi="Malgun Gothic"/>
-                <w:color w:val="334155"/>
-                <w:sz w:val="18"/>
+                <w:rFonts w:ascii="맑은 고딕" w:hAnsi="맑은 고딕" w:eastAsia="맑은 고딕"/>
+                <w:b w:val="0"/>
+                <w:color w:val="1E293B"/>
+                <w:sz w:val="19"/>
               </w:rPr>
               <w:t>0</w:t>
             </w:r>
@@ -490,23 +885,49 @@
         </w:tc>
         <w:tc>
           <w:tcPr>
-            <w:tcW w:type="dxa" w:w="1872"/>
+            <w:tcW w:type="dxa" w:w="1632"/>
+            <w:shd w:fill="FFFFFF"/>
             <w:tcMar>
-              <w:top w:w="100" w:type="dxa"/>
-              <w:bottom w:w="100" w:type="dxa"/>
-              <w:left w:w="130" w:type="dxa"/>
-              <w:right w:w="130" w:type="dxa"/>
+              <w:top w:w="90" w:type="dxa"/>
+              <w:bottom w:w="90" w:type="dxa"/>
+              <w:left w:w="140" w:type="dxa"/>
+              <w:right w:w="140" w:type="dxa"/>
             </w:tcMar>
-            <w:shd w:fill="F8FAFC"/>
           </w:tcPr>
           <w:p>
+            <w:r/>
             <w:r>
               <w:rPr>
-                <w:rFonts w:ascii="Malgun Gothic" w:hAnsi="Malgun Gothic"/>
-                <w:color w:val="334155"/>
-                <w:sz w:val="18"/>
+                <w:rFonts w:ascii="맑은 고딕" w:hAnsi="맑은 고딕" w:eastAsia="맑은 고딕"/>
+                <w:b w:val="0"/>
+                <w:color w:val="1E293B"/>
+                <w:sz w:val="19"/>
               </w:rPr>
-              <w:t>100.0 %</w:t>
+              <w:t>100.0%</w:t>
+            </w:r>
+          </w:p>
+        </w:tc>
+        <w:tc>
+          <w:tcPr>
+            <w:tcW w:type="dxa" w:w="1632"/>
+            <w:shd w:fill="FFFFFF"/>
+            <w:tcMar>
+              <w:top w:w="90" w:type="dxa"/>
+              <w:bottom w:w="90" w:type="dxa"/>
+              <w:left w:w="140" w:type="dxa"/>
+              <w:right w:w="140" w:type="dxa"/>
+            </w:tcMar>
+          </w:tcPr>
+          <w:p>
+            <w:r/>
+            <w:r>
+              <w:rPr>
+                <w:rFonts w:ascii="맑은 고딕" w:hAnsi="맑은 고딕" w:eastAsia="맑은 고딕"/>
+                <w:b w:val="0"/>
+                <w:color w:val="1E293B"/>
+                <w:sz w:val="19"/>
+              </w:rPr>
+              <w:t>의약품 오인·절대적 표현·전성분 배합한도·실증자료 유무 자동 판정 및 법령 근거 제시</w:t>
             </w:r>
           </w:p>
         </w:tc>
@@ -514,43 +935,193 @@
       <w:tr>
         <w:tc>
           <w:tcPr>
-            <w:tcW w:type="dxa" w:w="1872"/>
+            <w:tcW w:type="dxa" w:w="1632"/>
+            <w:shd w:fill="F8FAFC"/>
             <w:tcMar>
-              <w:top w:w="100" w:type="dxa"/>
-              <w:bottom w:w="100" w:type="dxa"/>
-              <w:left w:w="130" w:type="dxa"/>
-              <w:right w:w="130" w:type="dxa"/>
+              <w:top w:w="90" w:type="dxa"/>
+              <w:bottom w:w="90" w:type="dxa"/>
+              <w:left w:w="140" w:type="dxa"/>
+              <w:right w:w="140" w:type="dxa"/>
             </w:tcMar>
-            <w:shd w:fill="FFFFFF"/>
           </w:tcPr>
           <w:p>
+            <w:r/>
             <w:r>
               <w:rPr>
-                <w:rFonts w:ascii="Malgun Gothic" w:hAnsi="Malgun Gothic"/>
-                <w:color w:val="334155"/>
-                <w:sz w:val="18"/>
+                <w:rFonts w:ascii="맑은 고딕" w:hAnsi="맑은 고딕" w:eastAsia="맑은 고딕"/>
+                <w:b w:val="0"/>
+                <w:color w:val="1E293B"/>
+                <w:sz w:val="19"/>
               </w:rPr>
-              <w:t>AI 어시스턴트</w:t>
+              <w:t>대체문구 추천 및 재심의</w:t>
             </w:r>
           </w:p>
         </w:tc>
         <w:tc>
           <w:tcPr>
-            <w:tcW w:type="dxa" w:w="1872"/>
+            <w:tcW w:type="dxa" w:w="1632"/>
+            <w:shd w:fill="F8FAFC"/>
             <w:tcMar>
-              <w:top w:w="100" w:type="dxa"/>
-              <w:bottom w:w="100" w:type="dxa"/>
-              <w:left w:w="130" w:type="dxa"/>
-              <w:right w:w="130" w:type="dxa"/>
+              <w:top w:w="90" w:type="dxa"/>
+              <w:bottom w:w="90" w:type="dxa"/>
+              <w:left w:w="140" w:type="dxa"/>
+              <w:right w:w="140" w:type="dxa"/>
             </w:tcMar>
-            <w:shd w:fill="FFFFFF"/>
           </w:tcPr>
           <w:p>
+            <w:r/>
             <w:r>
               <w:rPr>
-                <w:rFonts w:ascii="Malgun Gothic" w:hAnsi="Malgun Gothic"/>
-                <w:color w:val="334155"/>
-                <w:sz w:val="18"/>
+                <w:rFonts w:ascii="맑은 고딕" w:hAnsi="맑은 고딕" w:eastAsia="맑은 고딕"/>
+                <w:b w:val="0"/>
+                <w:color w:val="1E293B"/>
+                <w:sz w:val="19"/>
+              </w:rPr>
+              <w:t>7</w:t>
+            </w:r>
+          </w:p>
+        </w:tc>
+        <w:tc>
+          <w:tcPr>
+            <w:tcW w:type="dxa" w:w="1632"/>
+            <w:shd w:fill="F8FAFC"/>
+            <w:tcMar>
+              <w:top w:w="90" w:type="dxa"/>
+              <w:bottom w:w="90" w:type="dxa"/>
+              <w:left w:w="140" w:type="dxa"/>
+              <w:right w:w="140" w:type="dxa"/>
+            </w:tcMar>
+          </w:tcPr>
+          <w:p>
+            <w:r/>
+            <w:r>
+              <w:rPr>
+                <w:rFonts w:ascii="맑은 고딕" w:hAnsi="맑은 고딕" w:eastAsia="맑은 고딕"/>
+                <w:b w:val="0"/>
+                <w:color w:val="1E293B"/>
+                <w:sz w:val="19"/>
+              </w:rPr>
+              <w:t>7</w:t>
+            </w:r>
+          </w:p>
+        </w:tc>
+        <w:tc>
+          <w:tcPr>
+            <w:tcW w:type="dxa" w:w="1632"/>
+            <w:shd w:fill="F8FAFC"/>
+            <w:tcMar>
+              <w:top w:w="90" w:type="dxa"/>
+              <w:bottom w:w="90" w:type="dxa"/>
+              <w:left w:w="140" w:type="dxa"/>
+              <w:right w:w="140" w:type="dxa"/>
+            </w:tcMar>
+          </w:tcPr>
+          <w:p>
+            <w:r/>
+            <w:r>
+              <w:rPr>
+                <w:rFonts w:ascii="맑은 고딕" w:hAnsi="맑은 고딕" w:eastAsia="맑은 고딕"/>
+                <w:b w:val="0"/>
+                <w:color w:val="1E293B"/>
+                <w:sz w:val="19"/>
+              </w:rPr>
+              <w:t>0</w:t>
+            </w:r>
+          </w:p>
+        </w:tc>
+        <w:tc>
+          <w:tcPr>
+            <w:tcW w:type="dxa" w:w="1632"/>
+            <w:shd w:fill="F8FAFC"/>
+            <w:tcMar>
+              <w:top w:w="90" w:type="dxa"/>
+              <w:bottom w:w="90" w:type="dxa"/>
+              <w:left w:w="140" w:type="dxa"/>
+              <w:right w:w="140" w:type="dxa"/>
+            </w:tcMar>
+          </w:tcPr>
+          <w:p>
+            <w:r/>
+            <w:r>
+              <w:rPr>
+                <w:rFonts w:ascii="맑은 고딕" w:hAnsi="맑은 고딕" w:eastAsia="맑은 고딕"/>
+                <w:b w:val="0"/>
+                <w:color w:val="1E293B"/>
+                <w:sz w:val="19"/>
+              </w:rPr>
+              <w:t>100.0%</w:t>
+            </w:r>
+          </w:p>
+        </w:tc>
+        <w:tc>
+          <w:tcPr>
+            <w:tcW w:type="dxa" w:w="1632"/>
+            <w:shd w:fill="F8FAFC"/>
+            <w:tcMar>
+              <w:top w:w="90" w:type="dxa"/>
+              <w:bottom w:w="90" w:type="dxa"/>
+              <w:left w:w="140" w:type="dxa"/>
+              <w:right w:w="140" w:type="dxa"/>
+            </w:tcMar>
+          </w:tcPr>
+          <w:p>
+            <w:r/>
+            <w:r>
+              <w:rPr>
+                <w:rFonts w:ascii="맑은 고딕" w:hAnsi="맑은 고딕" w:eastAsia="맑은 고딕"/>
+                <w:b w:val="0"/>
+                <w:color w:val="1E293B"/>
+                <w:sz w:val="19"/>
+              </w:rPr>
+              <w:t>AI 안전 대체 카피 원클릭 치환, 버전 비교(Diff), 현업 심의관 최종 승인·반려 결재</w:t>
+            </w:r>
+          </w:p>
+        </w:tc>
+      </w:tr>
+      <w:tr>
+        <w:tc>
+          <w:tcPr>
+            <w:tcW w:type="dxa" w:w="1632"/>
+            <w:shd w:fill="FFFFFF"/>
+            <w:tcMar>
+              <w:top w:w="90" w:type="dxa"/>
+              <w:bottom w:w="90" w:type="dxa"/>
+              <w:left w:w="140" w:type="dxa"/>
+              <w:right w:w="140" w:type="dxa"/>
+            </w:tcMar>
+          </w:tcPr>
+          <w:p>
+            <w:r/>
+            <w:r>
+              <w:rPr>
+                <w:rFonts w:ascii="맑은 고딕" w:hAnsi="맑은 고딕" w:eastAsia="맑은 고딕"/>
+                <w:b w:val="0"/>
+                <w:color w:val="1E293B"/>
+                <w:sz w:val="19"/>
+              </w:rPr>
+              <w:t>기간계 연계 및 BO 관리</w:t>
+            </w:r>
+          </w:p>
+        </w:tc>
+        <w:tc>
+          <w:tcPr>
+            <w:tcW w:type="dxa" w:w="1632"/>
+            <w:shd w:fill="FFFFFF"/>
+            <w:tcMar>
+              <w:top w:w="90" w:type="dxa"/>
+              <w:bottom w:w="90" w:type="dxa"/>
+              <w:left w:w="140" w:type="dxa"/>
+              <w:right w:w="140" w:type="dxa"/>
+            </w:tcMar>
+          </w:tcPr>
+          <w:p>
+            <w:r/>
+            <w:r>
+              <w:rPr>
+                <w:rFonts w:ascii="맑은 고딕" w:hAnsi="맑은 고딕" w:eastAsia="맑은 고딕"/>
+                <w:b w:val="0"/>
+                <w:color w:val="1E293B"/>
+                <w:sz w:val="19"/>
               </w:rPr>
               <w:t>10</w:t>
             </w:r>
@@ -558,21 +1129,23 @@
         </w:tc>
         <w:tc>
           <w:tcPr>
-            <w:tcW w:type="dxa" w:w="1872"/>
+            <w:tcW w:type="dxa" w:w="1632"/>
+            <w:shd w:fill="FFFFFF"/>
             <w:tcMar>
-              <w:top w:w="100" w:type="dxa"/>
-              <w:bottom w:w="100" w:type="dxa"/>
-              <w:left w:w="130" w:type="dxa"/>
-              <w:right w:w="130" w:type="dxa"/>
+              <w:top w:w="90" w:type="dxa"/>
+              <w:bottom w:w="90" w:type="dxa"/>
+              <w:left w:w="140" w:type="dxa"/>
+              <w:right w:w="140" w:type="dxa"/>
             </w:tcMar>
-            <w:shd w:fill="FFFFFF"/>
           </w:tcPr>
           <w:p>
+            <w:r/>
             <w:r>
               <w:rPr>
-                <w:rFonts w:ascii="Malgun Gothic" w:hAnsi="Malgun Gothic"/>
-                <w:color w:val="334155"/>
-                <w:sz w:val="18"/>
+                <w:rFonts w:ascii="맑은 고딕" w:hAnsi="맑은 고딕" w:eastAsia="맑은 고딕"/>
+                <w:b w:val="0"/>
+                <w:color w:val="1E293B"/>
+                <w:sz w:val="19"/>
               </w:rPr>
               <w:t>10</w:t>
             </w:r>
@@ -580,21 +1153,23 @@
         </w:tc>
         <w:tc>
           <w:tcPr>
-            <w:tcW w:type="dxa" w:w="1872"/>
+            <w:tcW w:type="dxa" w:w="1632"/>
+            <w:shd w:fill="FFFFFF"/>
             <w:tcMar>
-              <w:top w:w="100" w:type="dxa"/>
-              <w:bottom w:w="100" w:type="dxa"/>
-              <w:left w:w="130" w:type="dxa"/>
-              <w:right w:w="130" w:type="dxa"/>
+              <w:top w:w="90" w:type="dxa"/>
+              <w:bottom w:w="90" w:type="dxa"/>
+              <w:left w:w="140" w:type="dxa"/>
+              <w:right w:w="140" w:type="dxa"/>
             </w:tcMar>
-            <w:shd w:fill="FFFFFF"/>
           </w:tcPr>
           <w:p>
+            <w:r/>
             <w:r>
               <w:rPr>
-                <w:rFonts w:ascii="Malgun Gothic" w:hAnsi="Malgun Gothic"/>
-                <w:color w:val="334155"/>
-                <w:sz w:val="18"/>
+                <w:rFonts w:ascii="맑은 고딕" w:hAnsi="맑은 고딕" w:eastAsia="맑은 고딕"/>
+                <w:b w:val="0"/>
+                <w:color w:val="1E293B"/>
+                <w:sz w:val="19"/>
               </w:rPr>
               <w:t>0</w:t>
             </w:r>
@@ -602,23 +1177,49 @@
         </w:tc>
         <w:tc>
           <w:tcPr>
-            <w:tcW w:type="dxa" w:w="1872"/>
+            <w:tcW w:type="dxa" w:w="1632"/>
+            <w:shd w:fill="FFFFFF"/>
             <w:tcMar>
-              <w:top w:w="100" w:type="dxa"/>
-              <w:bottom w:w="100" w:type="dxa"/>
-              <w:left w:w="130" w:type="dxa"/>
-              <w:right w:w="130" w:type="dxa"/>
+              <w:top w:w="90" w:type="dxa"/>
+              <w:bottom w:w="90" w:type="dxa"/>
+              <w:left w:w="140" w:type="dxa"/>
+              <w:right w:w="140" w:type="dxa"/>
             </w:tcMar>
-            <w:shd w:fill="FFFFFF"/>
           </w:tcPr>
           <w:p>
+            <w:r/>
             <w:r>
               <w:rPr>
-                <w:rFonts w:ascii="Malgun Gothic" w:hAnsi="Malgun Gothic"/>
-                <w:color w:val="334155"/>
-                <w:sz w:val="18"/>
+                <w:rFonts w:ascii="맑은 고딕" w:hAnsi="맑은 고딕" w:eastAsia="맑은 고딕"/>
+                <w:b w:val="0"/>
+                <w:color w:val="1E293B"/>
+                <w:sz w:val="19"/>
               </w:rPr>
-              <w:t>100.0 %</w:t>
+              <w:t>100.0%</w:t>
+            </w:r>
+          </w:p>
+        </w:tc>
+        <w:tc>
+          <w:tcPr>
+            <w:tcW w:type="dxa" w:w="1632"/>
+            <w:shd w:fill="FFFFFF"/>
+            <w:tcMar>
+              <w:top w:w="90" w:type="dxa"/>
+              <w:bottom w:w="90" w:type="dxa"/>
+              <w:left w:w="140" w:type="dxa"/>
+              <w:right w:w="140" w:type="dxa"/>
+            </w:tcMar>
+          </w:tcPr>
+          <w:p>
+            <w:r/>
+            <w:r>
+              <w:rPr>
+                <w:rFonts w:ascii="맑은 고딕" w:hAnsi="맑은 고딕" w:eastAsia="맑은 고딕"/>
+                <w:b w:val="0"/>
+                <w:color w:val="1E293B"/>
+                <w:sz w:val="19"/>
+              </w:rPr>
+              <w:t>ProductLab 전성분 조회, MarketingHub 결과 콜백, 100대 룰셋·프롬프트·골든셋 관리</w:t>
             </w:r>
           </w:p>
         </w:tc>
@@ -626,21 +1227,23 @@
       <w:tr>
         <w:tc>
           <w:tcPr>
-            <w:tcW w:type="dxa" w:w="1872"/>
+            <w:tcW w:type="dxa" w:w="1632"/>
+            <w:shd w:fill="F8FAFC"/>
             <w:tcMar>
-              <w:top w:w="100" w:type="dxa"/>
-              <w:bottom w:w="100" w:type="dxa"/>
-              <w:left w:w="130" w:type="dxa"/>
-              <w:right w:w="130" w:type="dxa"/>
+              <w:top w:w="90" w:type="dxa"/>
+              <w:bottom w:w="90" w:type="dxa"/>
+              <w:left w:w="140" w:type="dxa"/>
+              <w:right w:w="140" w:type="dxa"/>
             </w:tcMar>
-            <w:shd w:fill="F8FAFC"/>
           </w:tcPr>
           <w:p>
+            <w:r/>
             <w:r>
               <w:rPr>
-                <w:rFonts w:ascii="Malgun Gothic" w:hAnsi="Malgun Gothic"/>
-                <w:color w:val="334155"/>
-                <w:sz w:val="18"/>
+                <w:rFonts w:ascii="맑은 고딕" w:hAnsi="맑은 고딕" w:eastAsia="맑은 고딕"/>
+                <w:b/>
+                <w:color w:val="1E293B"/>
+                <w:sz w:val="19"/>
               </w:rPr>
               <w:t>합계</w:t>
             </w:r>
@@ -648,65 +1251,71 @@
         </w:tc>
         <w:tc>
           <w:tcPr>
-            <w:tcW w:type="dxa" w:w="1872"/>
+            <w:tcW w:type="dxa" w:w="1632"/>
+            <w:shd w:fill="F8FAFC"/>
             <w:tcMar>
-              <w:top w:w="100" w:type="dxa"/>
-              <w:bottom w:w="100" w:type="dxa"/>
-              <w:left w:w="130" w:type="dxa"/>
-              <w:right w:w="130" w:type="dxa"/>
+              <w:top w:w="90" w:type="dxa"/>
+              <w:bottom w:w="90" w:type="dxa"/>
+              <w:left w:w="140" w:type="dxa"/>
+              <w:right w:w="140" w:type="dxa"/>
             </w:tcMar>
-            <w:shd w:fill="F8FAFC"/>
           </w:tcPr>
           <w:p>
+            <w:r/>
             <w:r>
               <w:rPr>
-                <w:rFonts w:ascii="Malgun Gothic" w:hAnsi="Malgun Gothic"/>
-                <w:color w:val="334155"/>
-                <w:sz w:val="18"/>
+                <w:rFonts w:ascii="맑은 고딕" w:hAnsi="맑은 고딕" w:eastAsia="맑은 고딕"/>
+                <w:b/>
+                <w:color w:val="1E293B"/>
+                <w:sz w:val="19"/>
               </w:rPr>
-              <w:t>총 75개</w:t>
+              <w:t>42</w:t>
             </w:r>
           </w:p>
         </w:tc>
         <w:tc>
           <w:tcPr>
-            <w:tcW w:type="dxa" w:w="1872"/>
+            <w:tcW w:type="dxa" w:w="1632"/>
+            <w:shd w:fill="F8FAFC"/>
             <w:tcMar>
-              <w:top w:w="100" w:type="dxa"/>
-              <w:bottom w:w="100" w:type="dxa"/>
-              <w:left w:w="130" w:type="dxa"/>
-              <w:right w:w="130" w:type="dxa"/>
+              <w:top w:w="90" w:type="dxa"/>
+              <w:bottom w:w="90" w:type="dxa"/>
+              <w:left w:w="140" w:type="dxa"/>
+              <w:right w:w="140" w:type="dxa"/>
             </w:tcMar>
-            <w:shd w:fill="F8FAFC"/>
           </w:tcPr>
           <w:p>
+            <w:r/>
             <w:r>
               <w:rPr>
-                <w:rFonts w:ascii="Malgun Gothic" w:hAnsi="Malgun Gothic"/>
-                <w:color w:val="334155"/>
-                <w:sz w:val="18"/>
+                <w:rFonts w:ascii="맑은 고딕" w:hAnsi="맑은 고딕" w:eastAsia="맑은 고딕"/>
+                <w:b/>
+                <w:color w:val="1E293B"/>
+                <w:sz w:val="19"/>
               </w:rPr>
-              <w:t>75개</w:t>
+              <w:t>42</w:t>
             </w:r>
           </w:p>
         </w:tc>
         <w:tc>
           <w:tcPr>
-            <w:tcW w:type="dxa" w:w="1872"/>
+            <w:tcW w:type="dxa" w:w="1632"/>
+            <w:shd w:fill="F8FAFC"/>
             <w:tcMar>
-              <w:top w:w="100" w:type="dxa"/>
-              <w:bottom w:w="100" w:type="dxa"/>
-              <w:left w:w="130" w:type="dxa"/>
-              <w:right w:w="130" w:type="dxa"/>
+              <w:top w:w="90" w:type="dxa"/>
+              <w:bottom w:w="90" w:type="dxa"/>
+              <w:left w:w="140" w:type="dxa"/>
+              <w:right w:w="140" w:type="dxa"/>
             </w:tcMar>
-            <w:shd w:fill="F8FAFC"/>
           </w:tcPr>
           <w:p>
+            <w:r/>
             <w:r>
               <w:rPr>
-                <w:rFonts w:ascii="Malgun Gothic" w:hAnsi="Malgun Gothic"/>
-                <w:color w:val="334155"/>
-                <w:sz w:val="18"/>
+                <w:rFonts w:ascii="맑은 고딕" w:hAnsi="맑은 고딕" w:eastAsia="맑은 고딕"/>
+                <w:b/>
+                <w:color w:val="1E293B"/>
+                <w:sz w:val="19"/>
               </w:rPr>
               <w:t>0</w:t>
             </w:r>
@@ -714,23 +1323,49 @@
         </w:tc>
         <w:tc>
           <w:tcPr>
-            <w:tcW w:type="dxa" w:w="1872"/>
+            <w:tcW w:type="dxa" w:w="1632"/>
+            <w:shd w:fill="F8FAFC"/>
             <w:tcMar>
-              <w:top w:w="100" w:type="dxa"/>
-              <w:bottom w:w="100" w:type="dxa"/>
-              <w:left w:w="130" w:type="dxa"/>
-              <w:right w:w="130" w:type="dxa"/>
+              <w:top w:w="90" w:type="dxa"/>
+              <w:bottom w:w="90" w:type="dxa"/>
+              <w:left w:w="140" w:type="dxa"/>
+              <w:right w:w="140" w:type="dxa"/>
             </w:tcMar>
-            <w:shd w:fill="F8FAFC"/>
           </w:tcPr>
           <w:p>
+            <w:r/>
             <w:r>
               <w:rPr>
-                <w:rFonts w:ascii="Malgun Gothic" w:hAnsi="Malgun Gothic"/>
-                <w:color w:val="334155"/>
-                <w:sz w:val="18"/>
+                <w:rFonts w:ascii="맑은 고딕" w:hAnsi="맑은 고딕" w:eastAsia="맑은 고딕"/>
+                <w:b/>
+                <w:color w:val="1E293B"/>
+                <w:sz w:val="19"/>
               </w:rPr>
-              <w:t>100.0 %</w:t>
+              <w:t>100.0%</w:t>
+            </w:r>
+          </w:p>
+        </w:tc>
+        <w:tc>
+          <w:tcPr>
+            <w:tcW w:type="dxa" w:w="1632"/>
+            <w:shd w:fill="F8FAFC"/>
+            <w:tcMar>
+              <w:top w:w="90" w:type="dxa"/>
+              <w:bottom w:w="90" w:type="dxa"/>
+              <w:left w:w="140" w:type="dxa"/>
+              <w:right w:w="140" w:type="dxa"/>
+            </w:tcMar>
+          </w:tcPr>
+          <w:p>
+            <w:r/>
+            <w:r>
+              <w:rPr>
+                <w:rFonts w:ascii="맑은 고딕" w:hAnsi="맑은 고딕" w:eastAsia="맑은 고딕"/>
+                <w:b/>
+                <w:color w:val="1E293B"/>
+                <w:sz w:val="19"/>
+              </w:rPr>
+              <w:t>평균 심의 소요시간: 건당 8.4초 (목표 15초 이내 달성), 골든셋 일치율 96.4%</w:t>
             </w:r>
           </w:p>
         </w:tc>
@@ -738,145 +1373,166 @@
     </w:tbl>
     <w:p/>
     <w:p>
-      <w:pPr>
-        <w:spacing w:before="160" w:after="80"/>
-      </w:pPr>
       <w:r>
         <w:rPr>
-          <w:rFonts w:ascii="Malgun Gothic" w:hAnsi="Malgun Gothic"/>
+          <w:rFonts w:ascii="맑은 고딕" w:hAnsi="맑은 고딕" w:eastAsia="맑은 고딕"/>
           <w:b/>
-          <w:color w:val="2563EB"/>
-          <w:sz w:val="26"/>
+          <w:color w:val="1B365D"/>
+          <w:sz w:val="25"/>
         </w:rPr>
-        <w:t>2. 결함 조치 완료율 및 최종 합격 판정</w:t>
+        <w:t>2. 결함 조치 확인 및 상용 오픈 승인 선언</w:t>
+      </w:r>
+    </w:p>
+    <w:p>
+      <w:r>
+        <w:rPr>
+          <w:rFonts w:ascii="맑은 고딕" w:hAnsi="맑은 고딕" w:eastAsia="맑은 고딕"/>
+          <w:b w:val="0"/>
+          <w:color w:val="1E293B"/>
+          <w:sz w:val="20"/>
+        </w:rPr>
+        <w:t>1. UAT 기간 중 제기된 치명(Critical)·주요(Major) 결함 0건이며, 현업 편의성 개선 요청(경미 3건: 엑셀 다운로드 컬럼 순서 조정 등)은 2026년 10월 13일 패치로 100% 반영 완료되었음을 확인합니다.</w:t>
+      </w:r>
+    </w:p>
+    <w:p>
+      <w:r>
+        <w:rPr>
+          <w:rFonts w:ascii="맑은 고딕" w:hAnsi="맑은 고딕" w:eastAsia="맑은 고딕"/>
+          <w:b w:val="0"/>
+          <w:color w:val="1E293B"/>
+          <w:sz w:val="20"/>
+        </w:rPr>
+        <w:t>2. 이에 발주처 현업 대표 및 IT 총괄은 「SyncGuard AI 시스템」의 사용자 인수 테스트 합격을 선언하며 상용 오픈(Go-Live)을 공식 승인합니다.</w:t>
       </w:r>
     </w:p>
     <w:p>
       <w:pPr>
-        <w:spacing w:line="312" w:lineRule="auto" w:after="60"/>
+        <w:jc w:val="right"/>
       </w:pPr>
       <w:r>
         <w:rPr>
-          <w:rFonts w:ascii="Malgun Gothic" w:hAnsi="Malgun Gothic"/>
-          <w:color w:val="334155"/>
-          <w:sz w:val="20"/>
+          <w:rFonts w:ascii="맑은 고딕" w:hAnsi="맑은 고딕" w:eastAsia="맑은 고딕"/>
+          <w:b/>
+          <w:color w:val="0F172A"/>
+          <w:sz w:val="21"/>
         </w:rPr>
-        <w:t>1. 치명적(Critical) 및 주요(Major) 결함 잔여 건수: 0건 (100% 조치 완료).</w:t>
+        <w:t>확정 및 서명일자: 2026년 10월 15일</w:t>
       </w:r>
     </w:p>
-    <w:p>
-      <w:pPr>
-        <w:spacing w:line="312" w:lineRule="auto" w:after="60"/>
-      </w:pPr>
-      <w:r>
-        <w:rPr>
-          <w:rFonts w:ascii="Malgun Gothic" w:hAnsi="Malgun Gothic"/>
-          <w:color w:val="334155"/>
-          <w:sz w:val="20"/>
-        </w:rPr>
-        <w:t>2. 경미한 UI 문구 수정 2건은 오픈 후 안정화 기간(14일 이내) 반영 합의.</w:t>
-      </w:r>
-    </w:p>
-    <w:p>
-      <w:pPr>
-        <w:spacing w:line="312" w:lineRule="auto" w:after="60"/>
-      </w:pPr>
-      <w:r>
-        <w:rPr>
-          <w:rFonts w:ascii="Malgun Gothic" w:hAnsi="Malgun Gothic"/>
-          <w:color w:val="334155"/>
-          <w:sz w:val="20"/>
-        </w:rPr>
-        <w:t>3. 최종 판정: 합격 (Acceptance Passed) - 상용 오픈을 승인함.</w:t>
-      </w:r>
-    </w:p>
-    <w:p>
-      <w:pPr>
-        <w:jc w:val="center"/>
-      </w:pPr>
-      <w:r>
-        <w:rPr>
-          <w:rFonts w:ascii="Malgun Gothic" w:hAnsi="Malgun Gothic"/>
-          <w:b/>
-          <w:sz w:val="21"/>
-        </w:rPr>
-        <w:t>합의 및 확인일자: 202  년     월     일</w:t>
-      </w:r>
-    </w:p>
-    <w:p/>
     <w:tbl>
       <w:tblPr>
+        <w:tblStyle w:val="TableGrid"/>
         <w:tblW w:type="auto" w:w="0"/>
         <w:jc w:val="center"/>
         <w:tblLook w:firstColumn="1" w:firstRow="1" w:lastColumn="0" w:lastRow="0" w:noHBand="0" w:noVBand="1" w:val="04A0"/>
       </w:tblPr>
       <w:tblGrid>
-        <w:gridCol w:w="3120"/>
-        <w:gridCol w:w="3120"/>
-        <w:gridCol w:w="3120"/>
+        <w:gridCol w:w="2448"/>
+        <w:gridCol w:w="2448"/>
+        <w:gridCol w:w="2448"/>
+        <w:gridCol w:w="2448"/>
       </w:tblGrid>
       <w:tr>
         <w:tc>
           <w:tcPr>
-            <w:tcW w:type="dxa" w:w="3120"/>
-            <w:shd w:fill="334155"/>
+            <w:tcW w:type="dxa" w:w="2448"/>
+            <w:shd w:fill="1B365D"/>
             <w:tcMar>
-              <w:top w:w="90" w:type="dxa"/>
-              <w:bottom w:w="90" w:type="dxa"/>
-              <w:left w:w="110" w:type="dxa"/>
-              <w:right w:w="110" w:type="dxa"/>
+              <w:top w:w="110" w:type="dxa"/>
+              <w:bottom w:w="110" w:type="dxa"/>
+              <w:left w:w="140" w:type="dxa"/>
+              <w:right w:w="140" w:type="dxa"/>
             </w:tcMar>
           </w:tcPr>
           <w:p>
+            <w:pPr>
+              <w:jc w:val="center"/>
+            </w:pPr>
+            <w:r/>
             <w:r>
               <w:rPr>
-                <w:rFonts w:ascii="Malgun Gothic" w:hAnsi="Malgun Gothic"/>
+                <w:rFonts w:ascii="맑은 고딕" w:hAnsi="맑은 고딕" w:eastAsia="맑은 고딕"/>
                 <w:b/>
                 <w:color w:val="FFFFFF"/>
                 <w:sz w:val="19"/>
               </w:rPr>
-              <w:t>구 분</w:t>
+              <w:t>구분</w:t>
             </w:r>
           </w:p>
         </w:tc>
         <w:tc>
           <w:tcPr>
-            <w:tcW w:type="dxa" w:w="3120"/>
-            <w:shd w:fill="334155"/>
+            <w:tcW w:type="dxa" w:w="2448"/>
+            <w:shd w:fill="1B365D"/>
             <w:tcMar>
-              <w:top w:w="90" w:type="dxa"/>
-              <w:bottom w:w="90" w:type="dxa"/>
-              <w:left w:w="110" w:type="dxa"/>
-              <w:right w:w="110" w:type="dxa"/>
+              <w:top w:w="110" w:type="dxa"/>
+              <w:bottom w:w="110" w:type="dxa"/>
+              <w:left w:w="140" w:type="dxa"/>
+              <w:right w:w="140" w:type="dxa"/>
             </w:tcMar>
           </w:tcPr>
           <w:p>
+            <w:pPr>
+              <w:jc w:val="center"/>
+            </w:pPr>
+            <w:r/>
             <w:r>
               <w:rPr>
-                <w:rFonts w:ascii="Malgun Gothic" w:hAnsi="Malgun Gothic"/>
+                <w:rFonts w:ascii="맑은 고딕" w:hAnsi="맑은 고딕" w:eastAsia="맑은 고딕"/>
                 <w:b/>
                 <w:color w:val="FFFFFF"/>
                 <w:sz w:val="19"/>
               </w:rPr>
-              <w:t>소속 / 직급 / 성명</w:t>
+              <w:t>소속 기관 및 부서</w:t>
             </w:r>
           </w:p>
         </w:tc>
         <w:tc>
           <w:tcPr>
-            <w:tcW w:type="dxa" w:w="3120"/>
-            <w:shd w:fill="334155"/>
+            <w:tcW w:type="dxa" w:w="2448"/>
+            <w:shd w:fill="1B365D"/>
             <w:tcMar>
-              <w:top w:w="90" w:type="dxa"/>
-              <w:bottom w:w="90" w:type="dxa"/>
-              <w:left w:w="110" w:type="dxa"/>
-              <w:right w:w="110" w:type="dxa"/>
+              <w:top w:w="110" w:type="dxa"/>
+              <w:bottom w:w="110" w:type="dxa"/>
+              <w:left w:w="140" w:type="dxa"/>
+              <w:right w:w="140" w:type="dxa"/>
             </w:tcMar>
           </w:tcPr>
           <w:p>
+            <w:pPr>
+              <w:jc w:val="center"/>
+            </w:pPr>
+            <w:r/>
             <w:r>
               <w:rPr>
-                <w:rFonts w:ascii="Malgun Gothic" w:hAnsi="Malgun Gothic"/>
+                <w:rFonts w:ascii="맑은 고딕" w:hAnsi="맑은 고딕" w:eastAsia="맑은 고딕"/>
+                <w:b/>
+                <w:color w:val="FFFFFF"/>
+                <w:sz w:val="19"/>
+              </w:rPr>
+              <w:t>직급 / 성명</w:t>
+            </w:r>
+          </w:p>
+        </w:tc>
+        <w:tc>
+          <w:tcPr>
+            <w:tcW w:type="dxa" w:w="2448"/>
+            <w:shd w:fill="1B365D"/>
+            <w:tcMar>
+              <w:top w:w="110" w:type="dxa"/>
+              <w:bottom w:w="110" w:type="dxa"/>
+              <w:left w:w="140" w:type="dxa"/>
+              <w:right w:w="140" w:type="dxa"/>
+            </w:tcMar>
+          </w:tcPr>
+          <w:p>
+            <w:pPr>
+              <w:jc w:val="center"/>
+            </w:pPr>
+            <w:r/>
+            <w:r>
+              <w:rPr>
+                <w:rFonts w:ascii="맑은 고딕" w:hAnsi="맑은 고딕" w:eastAsia="맑은 고딕"/>
                 <w:b/>
                 <w:color w:val="FFFFFF"/>
                 <w:sz w:val="19"/>
@@ -889,19 +1545,23 @@
       <w:tr>
         <w:tc>
           <w:tcPr>
-            <w:tcW w:type="dxa" w:w="3120"/>
+            <w:tcW w:type="dxa" w:w="2448"/>
+            <w:shd w:fill="FFFFFF"/>
             <w:tcMar>
-              <w:top w:w="100" w:type="dxa"/>
-              <w:bottom w:w="100" w:type="dxa"/>
-              <w:left w:w="110" w:type="dxa"/>
-              <w:right w:w="110" w:type="dxa"/>
+              <w:top w:w="90" w:type="dxa"/>
+              <w:bottom w:w="90" w:type="dxa"/>
+              <w:left w:w="140" w:type="dxa"/>
+              <w:right w:w="140" w:type="dxa"/>
             </w:tcMar>
           </w:tcPr>
           <w:p>
+            <w:r/>
             <w:r>
               <w:rPr>
-                <w:rFonts w:ascii="Malgun Gothic" w:hAnsi="Malgun Gothic"/>
-                <w:sz w:val="18"/>
+                <w:rFonts w:ascii="맑은 고딕" w:hAnsi="맑은 고딕" w:eastAsia="맑은 고딕"/>
+                <w:b w:val="0"/>
+                <w:color w:val="1E293B"/>
+                <w:sz w:val="19"/>
               </w:rPr>
               <w:t>발주처 현업대표</w:t>
             </w:r>
@@ -909,41 +1569,73 @@
         </w:tc>
         <w:tc>
           <w:tcPr>
-            <w:tcW w:type="dxa" w:w="3120"/>
+            <w:tcW w:type="dxa" w:w="2448"/>
+            <w:shd w:fill="FFFFFF"/>
             <w:tcMar>
-              <w:top w:w="100" w:type="dxa"/>
-              <w:bottom w:w="100" w:type="dxa"/>
-              <w:left w:w="110" w:type="dxa"/>
-              <w:right w:w="110" w:type="dxa"/>
+              <w:top w:w="90" w:type="dxa"/>
+              <w:bottom w:w="90" w:type="dxa"/>
+              <w:left w:w="140" w:type="dxa"/>
+              <w:right w:w="140" w:type="dxa"/>
             </w:tcMar>
           </w:tcPr>
           <w:p>
+            <w:r/>
             <w:r>
               <w:rPr>
-                <w:rFonts w:ascii="Malgun Gothic" w:hAnsi="Malgun Gothic"/>
-                <w:sz w:val="18"/>
+                <w:rFonts w:ascii="맑은 고딕" w:hAnsi="맑은 고딕" w:eastAsia="맑은 고딕"/>
+                <w:b w:val="0"/>
+                <w:color w:val="1E293B"/>
+                <w:sz w:val="19"/>
               </w:rPr>
-              <w:t>[고객사명] 현업테스터대표 [           ]</w:t>
+              <w:t>주식회사 한빛글로벌 규제심의팀</w:t>
             </w:r>
           </w:p>
         </w:tc>
         <w:tc>
           <w:tcPr>
-            <w:tcW w:type="dxa" w:w="3120"/>
+            <w:tcW w:type="dxa" w:w="2448"/>
+            <w:shd w:fill="FFFFFF"/>
             <w:tcMar>
-              <w:top w:w="100" w:type="dxa"/>
-              <w:bottom w:w="100" w:type="dxa"/>
-              <w:left w:w="110" w:type="dxa"/>
-              <w:right w:w="110" w:type="dxa"/>
+              <w:top w:w="90" w:type="dxa"/>
+              <w:bottom w:w="90" w:type="dxa"/>
+              <w:left w:w="140" w:type="dxa"/>
+              <w:right w:w="140" w:type="dxa"/>
             </w:tcMar>
           </w:tcPr>
           <w:p>
+            <w:r/>
             <w:r>
               <w:rPr>
-                <w:rFonts w:ascii="Malgun Gothic" w:hAnsi="Malgun Gothic"/>
-                <w:sz w:val="18"/>
+                <w:rFonts w:ascii="맑은 고딕" w:hAnsi="맑은 고딕" w:eastAsia="맑은 고딕"/>
+                <w:b w:val="0"/>
+                <w:color w:val="1E293B"/>
+                <w:sz w:val="19"/>
               </w:rPr>
-              <w:t>(서명 또는 인)</w:t>
+              <w:t>팀장 윤 서 연</w:t>
+            </w:r>
+          </w:p>
+        </w:tc>
+        <w:tc>
+          <w:tcPr>
+            <w:tcW w:type="dxa" w:w="2448"/>
+            <w:shd w:fill="FFFFFF"/>
+            <w:tcMar>
+              <w:top w:w="90" w:type="dxa"/>
+              <w:bottom w:w="90" w:type="dxa"/>
+              <w:left w:w="140" w:type="dxa"/>
+              <w:right w:w="140" w:type="dxa"/>
+            </w:tcMar>
+          </w:tcPr>
+          <w:p>
+            <w:r/>
+            <w:r>
+              <w:rPr>
+                <w:rFonts w:ascii="맑은 고딕" w:hAnsi="맑은 고딕" w:eastAsia="맑은 고딕"/>
+                <w:b w:val="0"/>
+                <w:color w:val="1E293B"/>
+                <w:sz w:val="19"/>
+              </w:rPr>
+              <w:t>(인수 합격 서명)</w:t>
             </w:r>
           </w:p>
         </w:tc>
@@ -951,61 +1643,97 @@
       <w:tr>
         <w:tc>
           <w:tcPr>
-            <w:tcW w:type="dxa" w:w="3120"/>
+            <w:tcW w:type="dxa" w:w="2448"/>
+            <w:shd w:fill="F8FAFC"/>
             <w:tcMar>
-              <w:top w:w="100" w:type="dxa"/>
-              <w:bottom w:w="100" w:type="dxa"/>
-              <w:left w:w="110" w:type="dxa"/>
-              <w:right w:w="110" w:type="dxa"/>
+              <w:top w:w="90" w:type="dxa"/>
+              <w:bottom w:w="90" w:type="dxa"/>
+              <w:left w:w="140" w:type="dxa"/>
+              <w:right w:w="140" w:type="dxa"/>
             </w:tcMar>
           </w:tcPr>
           <w:p>
+            <w:r/>
             <w:r>
               <w:rPr>
-                <w:rFonts w:ascii="Malgun Gothic" w:hAnsi="Malgun Gothic"/>
-                <w:sz w:val="18"/>
+                <w:rFonts w:ascii="맑은 고딕" w:hAnsi="맑은 고딕" w:eastAsia="맑은 고딕"/>
+                <w:b w:val="0"/>
+                <w:color w:val="1E293B"/>
+                <w:sz w:val="19"/>
               </w:rPr>
-              <w:t>발주처 사업총괄</w:t>
+              <w:t>발주처 IT총괄</w:t>
             </w:r>
           </w:p>
         </w:tc>
         <w:tc>
           <w:tcPr>
-            <w:tcW w:type="dxa" w:w="3120"/>
+            <w:tcW w:type="dxa" w:w="2448"/>
+            <w:shd w:fill="F8FAFC"/>
             <w:tcMar>
-              <w:top w:w="100" w:type="dxa"/>
-              <w:bottom w:w="100" w:type="dxa"/>
-              <w:left w:w="110" w:type="dxa"/>
-              <w:right w:w="110" w:type="dxa"/>
+              <w:top w:w="90" w:type="dxa"/>
+              <w:bottom w:w="90" w:type="dxa"/>
+              <w:left w:w="140" w:type="dxa"/>
+              <w:right w:w="140" w:type="dxa"/>
             </w:tcMar>
           </w:tcPr>
           <w:p>
+            <w:r/>
             <w:r>
               <w:rPr>
-                <w:rFonts w:ascii="Malgun Gothic" w:hAnsi="Malgun Gothic"/>
-                <w:sz w:val="18"/>
+                <w:rFonts w:ascii="맑은 고딕" w:hAnsi="맑은 고딕" w:eastAsia="맑은 고딕"/>
+                <w:b w:val="0"/>
+                <w:color w:val="1E293B"/>
+                <w:sz w:val="19"/>
               </w:rPr>
-              <w:t>[고객사명] 사업총괄부서장 [           ]</w:t>
+              <w:t>주식회사 한빛글로벌 IT정보화팀</w:t>
             </w:r>
           </w:p>
         </w:tc>
         <w:tc>
           <w:tcPr>
-            <w:tcW w:type="dxa" w:w="3120"/>
+            <w:tcW w:type="dxa" w:w="2448"/>
+            <w:shd w:fill="F8FAFC"/>
             <w:tcMar>
-              <w:top w:w="100" w:type="dxa"/>
-              <w:bottom w:w="100" w:type="dxa"/>
-              <w:left w:w="110" w:type="dxa"/>
-              <w:right w:w="110" w:type="dxa"/>
+              <w:top w:w="90" w:type="dxa"/>
+              <w:bottom w:w="90" w:type="dxa"/>
+              <w:left w:w="140" w:type="dxa"/>
+              <w:right w:w="140" w:type="dxa"/>
             </w:tcMar>
           </w:tcPr>
           <w:p>
+            <w:r/>
             <w:r>
               <w:rPr>
-                <w:rFonts w:ascii="Malgun Gothic" w:hAnsi="Malgun Gothic"/>
-                <w:sz w:val="18"/>
+                <w:rFonts w:ascii="맑은 고딕" w:hAnsi="맑은 고딕" w:eastAsia="맑은 고딕"/>
+                <w:b w:val="0"/>
+                <w:color w:val="1E293B"/>
+                <w:sz w:val="19"/>
               </w:rPr>
-              <w:t>(서명 또는 인)</w:t>
+              <w:t>팀장 정 태 윤</w:t>
+            </w:r>
+          </w:p>
+        </w:tc>
+        <w:tc>
+          <w:tcPr>
+            <w:tcW w:type="dxa" w:w="2448"/>
+            <w:shd w:fill="F8FAFC"/>
+            <w:tcMar>
+              <w:top w:w="90" w:type="dxa"/>
+              <w:bottom w:w="90" w:type="dxa"/>
+              <w:left w:w="140" w:type="dxa"/>
+              <w:right w:w="140" w:type="dxa"/>
+            </w:tcMar>
+          </w:tcPr>
+          <w:p>
+            <w:r/>
+            <w:r>
+              <w:rPr>
+                <w:rFonts w:ascii="맑은 고딕" w:hAnsi="맑은 고딕" w:eastAsia="맑은 고딕"/>
+                <w:b w:val="0"/>
+                <w:color w:val="1E293B"/>
+                <w:sz w:val="19"/>
+              </w:rPr>
+              <w:t>(인수 합격 서명)</w:t>
             </w:r>
           </w:p>
         </w:tc>
@@ -1013,61 +1741,97 @@
       <w:tr>
         <w:tc>
           <w:tcPr>
-            <w:tcW w:type="dxa" w:w="3120"/>
+            <w:tcW w:type="dxa" w:w="2448"/>
+            <w:shd w:fill="FFFFFF"/>
             <w:tcMar>
-              <w:top w:w="100" w:type="dxa"/>
-              <w:bottom w:w="100" w:type="dxa"/>
-              <w:left w:w="110" w:type="dxa"/>
-              <w:right w:w="110" w:type="dxa"/>
+              <w:top w:w="90" w:type="dxa"/>
+              <w:bottom w:w="90" w:type="dxa"/>
+              <w:left w:w="140" w:type="dxa"/>
+              <w:right w:w="140" w:type="dxa"/>
             </w:tcMar>
           </w:tcPr>
           <w:p>
+            <w:r/>
             <w:r>
               <w:rPr>
-                <w:rFonts w:ascii="Malgun Gothic" w:hAnsi="Malgun Gothic"/>
-                <w:sz w:val="18"/>
+                <w:rFonts w:ascii="맑은 고딕" w:hAnsi="맑은 고딕" w:eastAsia="맑은 고딕"/>
+                <w:b w:val="0"/>
+                <w:color w:val="1E293B"/>
+                <w:sz w:val="19"/>
               </w:rPr>
-              <w:t>수행사 PM</w:t>
+              <w:t>수행사 총괄PM</w:t>
             </w:r>
           </w:p>
         </w:tc>
         <w:tc>
           <w:tcPr>
-            <w:tcW w:type="dxa" w:w="3120"/>
+            <w:tcW w:type="dxa" w:w="2448"/>
+            <w:shd w:fill="FFFFFF"/>
             <w:tcMar>
-              <w:top w:w="100" w:type="dxa"/>
-              <w:bottom w:w="100" w:type="dxa"/>
-              <w:left w:w="110" w:type="dxa"/>
-              <w:right w:w="110" w:type="dxa"/>
+              <w:top w:w="90" w:type="dxa"/>
+              <w:bottom w:w="90" w:type="dxa"/>
+              <w:left w:w="140" w:type="dxa"/>
+              <w:right w:w="140" w:type="dxa"/>
             </w:tcMar>
           </w:tcPr>
           <w:p>
+            <w:r/>
             <w:r>
               <w:rPr>
-                <w:rFonts w:ascii="Malgun Gothic" w:hAnsi="Malgun Gothic"/>
-                <w:sz w:val="18"/>
+                <w:rFonts w:ascii="맑은 고딕" w:hAnsi="맑은 고딕" w:eastAsia="맑은 고딕"/>
+                <w:b w:val="0"/>
+                <w:color w:val="1E293B"/>
+                <w:sz w:val="19"/>
               </w:rPr>
-              <w:t>주식회사 엠파시 사업총괄PM [           ]</w:t>
+              <w:t>주식회사 엠파시 엔터프라이즈사업부</w:t>
             </w:r>
           </w:p>
         </w:tc>
         <w:tc>
           <w:tcPr>
-            <w:tcW w:type="dxa" w:w="3120"/>
+            <w:tcW w:type="dxa" w:w="2448"/>
+            <w:shd w:fill="FFFFFF"/>
             <w:tcMar>
-              <w:top w:w="100" w:type="dxa"/>
-              <w:bottom w:w="100" w:type="dxa"/>
-              <w:left w:w="110" w:type="dxa"/>
-              <w:right w:w="110" w:type="dxa"/>
+              <w:top w:w="90" w:type="dxa"/>
+              <w:bottom w:w="90" w:type="dxa"/>
+              <w:left w:w="140" w:type="dxa"/>
+              <w:right w:w="140" w:type="dxa"/>
             </w:tcMar>
           </w:tcPr>
           <w:p>
+            <w:r/>
             <w:r>
               <w:rPr>
-                <w:rFonts w:ascii="Malgun Gothic" w:hAnsi="Malgun Gothic"/>
-                <w:sz w:val="18"/>
+                <w:rFonts w:ascii="맑은 고딕" w:hAnsi="맑은 고딕" w:eastAsia="맑은 고딕"/>
+                <w:b w:val="0"/>
+                <w:color w:val="1E293B"/>
+                <w:sz w:val="19"/>
               </w:rPr>
-              <w:t>(서명 또는 인)</w:t>
+              <w:t>수석 박 진 우</w:t>
+            </w:r>
+          </w:p>
+        </w:tc>
+        <w:tc>
+          <w:tcPr>
+            <w:tcW w:type="dxa" w:w="2448"/>
+            <w:shd w:fill="FFFFFF"/>
+            <w:tcMar>
+              <w:top w:w="90" w:type="dxa"/>
+              <w:bottom w:w="90" w:type="dxa"/>
+              <w:left w:w="140" w:type="dxa"/>
+              <w:right w:w="140" w:type="dxa"/>
+            </w:tcMar>
+          </w:tcPr>
+          <w:p>
+            <w:r/>
+            <w:r>
+              <w:rPr>
+                <w:rFonts w:ascii="맑은 고딕" w:hAnsi="맑은 고딕" w:eastAsia="맑은 고딕"/>
+                <w:b w:val="0"/>
+                <w:color w:val="1E293B"/>
+                <w:sz w:val="19"/>
+              </w:rPr>
+              <w:t>(서명 완료)</w:t>
             </w:r>
           </w:p>
         </w:tc>
@@ -1076,7 +1840,7 @@
     <w:p/>
     <w:sectPr>
       <w:pgSz w:w="12240" w:h="15840"/>
-      <w:pgMar w:top="1440" w:right="1440" w:bottom="1440" w:left="1440" w:header="720" w:footer="720" w:gutter="0"/>
+      <w:pgMar w:top="1152" w:right="1224" w:bottom="1152" w:left="1224" w:header="720" w:footer="720" w:gutter="0"/>
       <w:cols w:space="720"/>
       <w:docGrid w:linePitch="360"/>
     </w:sectPr>

--- a/templates/office/Phase4_사용자인수테스트_UAT_확인서.docx
+++ b/templates/office/Phase4_사용자인수테스트_UAT_확인서.docx
@@ -10,7 +10,7 @@
           <w:color w:val="2563EB"/>
           <w:sz w:val="17"/>
         </w:rPr>
-        <w:t>[엠파시 엔터프라이즈 표준 사업관리 서식] 문서번호: EMP-DOC-P4-05 | 사업명: 한빛글로벌 SyncGuard AI 시스템 구축</w:t>
+        <w:t>[엠파시 엔터프라이즈 표준 사업관리 서식] 문서번호: EMP-DOC-P4-05 | 사업명: 한빛글로벌 SyncFlow AI 시스템 구축</w:t>
       </w:r>
     </w:p>
     <w:p>
@@ -32,7 +32,7 @@
           <w:color w:val="475569"/>
           <w:sz w:val="21"/>
         </w:rPr>
-        <w:t>한빛글로벌 규제심의팀·마케팅팀 현업 담당자 직접 수행 검증 및 상용 오픈(Go-Live) 최종 승인서</w:t>
+        <w:t>한빛글로벌 규제검증팀·구매조달팀 현업 담당자 직접 수행 검증 및 상용 오픈(Go-Live) 최종 승인서</w:t>
       </w:r>
     </w:p>
     <w:tbl>
@@ -147,7 +147,7 @@
                 <w:color w:val="1E293B"/>
                 <w:sz w:val="19"/>
               </w:rPr>
-              <w:t>SyncGuard AI — 엔터프라이즈 AI 콘텐츠·규제 심의 자동화 시스템 구축 사업</w:t>
+              <w:t>SyncFlow AI — 엔터프라이즈 AI 콘텐츠·규제 검증 자동화 시스템 구축 사업</w:t>
             </w:r>
           </w:p>
         </w:tc>
@@ -247,7 +247,7 @@
                 <w:color w:val="1E293B"/>
                 <w:sz w:val="19"/>
               </w:rPr>
-              <w:t>한빛글로벌 규제심의팀(6명), 럭셔리마케팅팀(4명), 더마화장품팀(4명), IT정보화팀(2명)</w:t>
+              <w:t>한빛글로벌 규제검증팀(6명), 핵심모듈구매조달팀(4명), 정밀전장전장부품팀(4명), IT정보화팀(2명)</w:t>
             </w:r>
           </w:p>
         </w:tc>
@@ -635,7 +635,7 @@
                 <w:color w:val="1E293B"/>
                 <w:sz w:val="19"/>
               </w:rPr>
-              <w:t>HB-SSO 연동 로그인, 브랜드별·역할별(요청자/심의관/관리자) 메뉴 접근 통제</w:t>
+              <w:t>HB-SSO 연동 로그인, 사업부별·역할별(요청자/검토위원/관리자) 메뉴 접근 통제</w:t>
             </w:r>
           </w:p>
         </w:tc>
@@ -781,7 +781,7 @@
                 <w:color w:val="1E293B"/>
                 <w:sz w:val="19"/>
               </w:rPr>
-              <w:t>PDF 브로슈어, 상세페이지 이미지, 제품 단상자 도안 OCR 추출 및 바운딩박스 매핑</w:t>
+              <w:t>PDF 브로슈어, 기술시방서 이미지, 제품 단상자 도안 OCR 추출 및 바운딩박스 매핑</w:t>
             </w:r>
           </w:p>
         </w:tc>
@@ -807,7 +807,7 @@
                 <w:color w:val="1E293B"/>
                 <w:sz w:val="19"/>
               </w:rPr>
-              <w:t>3단계 AI 규제 심의 엔진</w:t>
+              <w:t>3단계 AI 규제 검증 엔진</w:t>
             </w:r>
           </w:p>
         </w:tc>
@@ -927,7 +927,7 @@
                 <w:color w:val="1E293B"/>
                 <w:sz w:val="19"/>
               </w:rPr>
-              <w:t>의약품 오인·절대적 표현·전성분 배합한도·실증자료 유무 자동 판정 및 법령 근거 제시</w:t>
+              <w:t>불공정 독소조항·절대적 표현·자재BOM 유해물질한도·시험성적서 유무 자동 판정 및 법령 근거 제시</w:t>
             </w:r>
           </w:p>
         </w:tc>
@@ -953,7 +953,7 @@
                 <w:color w:val="1E293B"/>
                 <w:sz w:val="19"/>
               </w:rPr>
-              <w:t>대체문구 추천 및 재심의</w:t>
+              <w:t>표준수정조항 추천 및 재검증</w:t>
             </w:r>
           </w:p>
         </w:tc>
@@ -1073,7 +1073,7 @@
                 <w:color w:val="1E293B"/>
                 <w:sz w:val="19"/>
               </w:rPr>
-              <w:t>AI 안전 대체 카피 원클릭 치환, 버전 비교(Diff), 현업 심의관 최종 승인·반려 결재</w:t>
+              <w:t>AI 안전 대체 조항 원클릭 치환, 버전 비교(Diff), 현업 검토위원 최종 승인·반려 결재</w:t>
             </w:r>
           </w:p>
         </w:tc>
@@ -1219,7 +1219,7 @@
                 <w:color w:val="1E293B"/>
                 <w:sz w:val="19"/>
               </w:rPr>
-              <w:t>ProductLab 전성분 조회, MarketingHub 결과 콜백, 100대 룰셋·프롬프트·골든셋 관리</w:t>
+              <w:t>PLM-Nexus 자재BOM 조회, SRM-Portal 결과 콜백, 100대 룰셋·프롬프트·골든셋 관리</w:t>
             </w:r>
           </w:p>
         </w:tc>
@@ -1365,7 +1365,7 @@
                 <w:color w:val="1E293B"/>
                 <w:sz w:val="19"/>
               </w:rPr>
-              <w:t>평균 심의 소요시간: 건당 8.4초 (목표 15초 이내 달성), 골든셋 일치율 96.4%</w:t>
+              <w:t>평균 검증 소요시간: 건당 8.4초 (목표 15초 이내 달성), 골든셋 일치율 96.4%</w:t>
             </w:r>
           </w:p>
         </w:tc>
@@ -1402,7 +1402,7 @@
           <w:color w:val="1E293B"/>
           <w:sz w:val="20"/>
         </w:rPr>
-        <w:t>2. 이에 발주처 현업 대표 및 IT 총괄은 「SyncGuard AI 시스템」의 사용자 인수 테스트 합격을 선언하며 상용 오픈(Go-Live)을 공식 승인합니다.</w:t>
+        <w:t>2. 이에 발주처 현업 대표 및 IT 총괄은 「SyncFlow AI 시스템」의 사용자 인수 테스트 합격을 선언하며 상용 오픈(Go-Live)을 공식 승인합니다.</w:t>
       </w:r>
     </w:p>
     <w:p>
@@ -1587,7 +1587,7 @@
                 <w:color w:val="1E293B"/>
                 <w:sz w:val="19"/>
               </w:rPr>
-              <w:t>주식회사 한빛글로벌 규제심의팀</w:t>
+              <w:t>주식회사 한빛글로벌 규제검증팀</w:t>
             </w:r>
           </w:p>
         </w:tc>
